--- a/public/Christopher_Khalil_CV.docx
+++ b/public/Christopher_Khalil_CV.docx
@@ -73,7 +73,23 @@
           <w:b/>
           <w:bCs/>
         </w:rPr>
-        <w:t xml:space="preserve"> c.khalil137@gmail.com | </w:t>
+        <w:t xml:space="preserve"> </w:t>
+      </w:r>
+      <w:r>
+        <w:rPr>
+          <w:rFonts w:asciiTheme="majorHAnsi" w:hAnsiTheme="majorHAnsi"/>
+          <w:b/>
+          <w:bCs/>
+        </w:rPr>
+        <w:t>chris@khalilsystems.co.uk</w:t>
+      </w:r>
+      <w:r>
+        <w:rPr>
+          <w:rFonts w:asciiTheme="majorHAnsi" w:hAnsiTheme="majorHAnsi"/>
+          <w:b/>
+          <w:bCs/>
+        </w:rPr>
+        <w:t xml:space="preserve"> | </w:t>
       </w:r>
       <w:r>
         <w:rPr>
@@ -106,7 +122,7 @@
           <w:szCs w:val="20"/>
         </w:rPr>
         <w:pict w14:anchorId="742429C4">
-          <v:rect id="_x0000_i1418" style="width:0;height:1.5pt" o:hralign="center" o:hrstd="t" o:hr="t" fillcolor="#a0a0a0" stroked="f"/>
+          <v:rect id="_x0000_i1025" style="width:0;height:1.5pt" o:hralign="center" o:hrstd="t" o:hr="t" fillcolor="#a0a0a0" stroked="f"/>
         </w:pict>
       </w:r>
     </w:p>
@@ -138,39 +154,52 @@
           <w:sz w:val="22"/>
           <w:szCs w:val="22"/>
         </w:rPr>
-        <w:t>Real-time systems engineer with 10+ years’ experience delivering low-latency, data-driven systems in live production environments where failure is immediately visible and not recoverable.</w:t>
-      </w:r>
-    </w:p>
-    <w:p>
-      <w:pPr>
-        <w:pStyle w:val="NoSpacing"/>
-        <w:rPr>
-          <w:sz w:val="22"/>
-          <w:szCs w:val="22"/>
-        </w:rPr>
-      </w:pPr>
-      <w:r>
-        <w:rPr>
-          <w:sz w:val="22"/>
-          <w:szCs w:val="22"/>
-        </w:rPr>
-        <w:t>Specialises in event-driven architectures, high-frequency data processing, and fault-tolerant system design. Strong track record maintaining system stability under continuous load while resolving production-critical issues in zero-failure conditions.</w:t>
-      </w:r>
-    </w:p>
-    <w:p>
-      <w:pPr>
-        <w:pStyle w:val="NoSpacing"/>
-        <w:rPr>
-          <w:sz w:val="22"/>
-          <w:szCs w:val="22"/>
-        </w:rPr>
-      </w:pPr>
-      <w:r>
-        <w:rPr>
-          <w:sz w:val="22"/>
-          <w:szCs w:val="22"/>
-        </w:rPr>
-        <w:t>Background includes full-stack development, infrastructure support, and large-scale data administration, providing a strong systems-level perspective across software, data, and operational environments.</w:t>
+        <w:t>Real-time systems engineer with 10+ years delivering low-latency, production-critical systems in live environments where failure is immediately visible and not recoverable.</w:t>
+      </w:r>
+      <w:r>
+        <w:rPr>
+          <w:sz w:val="22"/>
+          <w:szCs w:val="22"/>
+        </w:rPr>
+        <w:br/>
+      </w:r>
+      <w:r>
+        <w:rPr>
+          <w:sz w:val="22"/>
+          <w:szCs w:val="22"/>
+        </w:rPr>
+        <w:br/>
+        <w:t>Specialises in event-driven architectures and high-frequency data processing, with a proven track record of delivering and stabilising systems under continuous load in zero-failure conditions, including global live broadcasts viewed by millions.</w:t>
+      </w:r>
+      <w:r>
+        <w:rPr>
+          <w:sz w:val="22"/>
+          <w:szCs w:val="22"/>
+        </w:rPr>
+        <w:br/>
+      </w:r>
+      <w:r>
+        <w:rPr>
+          <w:sz w:val="22"/>
+          <w:szCs w:val="22"/>
+        </w:rPr>
+        <w:br/>
+        <w:t>Known for resolving complex system issues under pressure, maintaining performance, stability, and data integrity in time-critical scenarios.</w:t>
+      </w:r>
+      <w:r>
+        <w:rPr>
+          <w:sz w:val="22"/>
+          <w:szCs w:val="22"/>
+        </w:rPr>
+        <w:br/>
+      </w:r>
+      <w:r>
+        <w:rPr>
+          <w:sz w:val="22"/>
+          <w:szCs w:val="22"/>
+        </w:rPr>
+        <w:br/>
+        <w:t>Brings a strong systems-level perspective across backend development, data pipelines, infrastructure, and runtime behaviour.</w:t>
       </w:r>
     </w:p>
     <w:p>
@@ -183,11 +212,18 @@
       </w:pPr>
       <w:r>
         <w:rPr>
+          <w:sz w:val="22"/>
+          <w:szCs w:val="22"/>
+        </w:rPr>
+        <w:br/>
+      </w:r>
+      <w:r>
+        <w:rPr>
           <w:sz w:val="20"/>
           <w:szCs w:val="20"/>
         </w:rPr>
         <w:pict w14:anchorId="2A63477B">
-          <v:rect id="_x0000_i1491" style="width:0;height:1.5pt" o:hralign="center" o:hrstd="t" o:hr="t" fillcolor="#a0a0a0" stroked="f"/>
+          <v:rect id="_x0000_i1046" style="width:0;height:1.5pt" o:hralign="center" o:hrstd="t" o:hr="t" fillcolor="#a0a0a0" stroked="f"/>
         </w:pict>
       </w:r>
     </w:p>
@@ -209,194 +245,426 @@
     <w:p>
       <w:pPr>
         <w:pStyle w:val="NoSpacing"/>
-        <w:rPr>
-          <w:sz w:val="22"/>
-          <w:szCs w:val="22"/>
-        </w:rPr>
-      </w:pPr>
-      <w:r>
-        <w:rPr>
-          <w:b/>
-          <w:bCs/>
-          <w:sz w:val="22"/>
-          <w:szCs w:val="22"/>
-        </w:rPr>
-        <w:t>Languages &amp; Scripting:</w:t>
-      </w:r>
-      <w:r>
-        <w:rPr>
+        <w:tabs>
+          <w:tab w:val="left" w:pos="3544"/>
+        </w:tabs>
+        <w:rPr>
+          <w:sz w:val="22"/>
+          <w:szCs w:val="22"/>
+        </w:rPr>
+      </w:pPr>
+      <w:r>
+        <w:rPr>
+          <w:b/>
+          <w:bCs/>
+          <w:sz w:val="22"/>
+          <w:szCs w:val="22"/>
+        </w:rPr>
+        <w:t>Web &amp; App Tech</w:t>
+      </w:r>
+      <w:r>
+        <w:rPr>
+          <w:b/>
+          <w:bCs/>
+          <w:sz w:val="22"/>
+          <w:szCs w:val="22"/>
+        </w:rPr>
+        <w:tab/>
+      </w:r>
+      <w:r>
+        <w:rPr>
+          <w:sz w:val="22"/>
+          <w:szCs w:val="22"/>
+        </w:rPr>
+        <w:t>ASP.NET, HTML5, CSS3</w:t>
+      </w:r>
+    </w:p>
+    <w:p>
+      <w:pPr>
+        <w:pStyle w:val="NoSpacing"/>
+        <w:tabs>
+          <w:tab w:val="left" w:pos="3544"/>
+        </w:tabs>
+        <w:rPr>
+          <w:sz w:val="22"/>
+          <w:szCs w:val="22"/>
+        </w:rPr>
+      </w:pPr>
+      <w:r>
+        <w:rPr>
+          <w:b/>
+          <w:bCs/>
+          <w:sz w:val="22"/>
+          <w:szCs w:val="22"/>
+        </w:rPr>
+        <w:t>Data &amp; Databases</w:t>
+      </w:r>
+      <w:r>
+        <w:rPr>
+          <w:b/>
+          <w:bCs/>
+          <w:sz w:val="22"/>
+          <w:szCs w:val="22"/>
+        </w:rPr>
+        <w:tab/>
+      </w:r>
+      <w:r>
+        <w:rPr>
+          <w:sz w:val="22"/>
+          <w:szCs w:val="22"/>
+        </w:rPr>
+        <w:t>SQL Server, SQLite, Oracle</w:t>
+      </w:r>
+    </w:p>
+    <w:p>
+      <w:pPr>
+        <w:pStyle w:val="NoSpacing"/>
+        <w:tabs>
+          <w:tab w:val="left" w:pos="3544"/>
+        </w:tabs>
+        <w:rPr>
+          <w:sz w:val="22"/>
+          <w:szCs w:val="22"/>
+        </w:rPr>
+      </w:pPr>
+      <w:r>
+        <w:rPr>
+          <w:b/>
+          <w:bCs/>
+          <w:sz w:val="22"/>
+          <w:szCs w:val="22"/>
+        </w:rPr>
+        <w:t>APIs &amp; Integration</w:t>
+      </w:r>
+      <w:r>
+        <w:rPr>
+          <w:b/>
+          <w:bCs/>
+          <w:sz w:val="22"/>
+          <w:szCs w:val="22"/>
+        </w:rPr>
+        <w:tab/>
+      </w:r>
+      <w:r>
+        <w:rPr>
+          <w:sz w:val="22"/>
+          <w:szCs w:val="22"/>
+        </w:rPr>
+        <w:t>REST APIs, JSON, XML, real-time data feeds</w:t>
+      </w:r>
+    </w:p>
+    <w:p>
+      <w:pPr>
+        <w:pStyle w:val="NoSpacing"/>
+        <w:tabs>
+          <w:tab w:val="left" w:pos="3544"/>
+        </w:tabs>
+        <w:rPr>
+          <w:sz w:val="22"/>
+          <w:szCs w:val="22"/>
+        </w:rPr>
+      </w:pPr>
+      <w:r>
+        <w:rPr>
+          <w:b/>
+          <w:bCs/>
+          <w:sz w:val="22"/>
+          <w:szCs w:val="22"/>
+        </w:rPr>
+        <w:t>Tools &amp; Platforms</w:t>
+      </w:r>
+      <w:r>
+        <w:rPr>
+          <w:b/>
+          <w:bCs/>
+          <w:sz w:val="22"/>
+          <w:szCs w:val="22"/>
+        </w:rPr>
+        <w:tab/>
+      </w:r>
+      <w:r>
+        <w:rPr>
+          <w:sz w:val="22"/>
+          <w:szCs w:val="22"/>
+        </w:rPr>
+        <w:t>Visual Studio 2022, Git, Git Extensions, Jira, Microsoft Teams</w:t>
+      </w:r>
+    </w:p>
+    <w:p>
+      <w:pPr>
+        <w:pStyle w:val="NoSpacing"/>
+        <w:tabs>
+          <w:tab w:val="left" w:pos="3544"/>
+        </w:tabs>
+        <w:rPr>
+          <w:sz w:val="22"/>
+          <w:szCs w:val="22"/>
+        </w:rPr>
+      </w:pPr>
+      <w:r>
+        <w:rPr>
+          <w:b/>
+          <w:bCs/>
+          <w:sz w:val="22"/>
+          <w:szCs w:val="22"/>
+        </w:rPr>
+        <w:t>Languages &amp; Scripting</w:t>
+      </w:r>
+      <w:r>
+        <w:rPr>
+          <w:b/>
+          <w:bCs/>
+          <w:sz w:val="22"/>
+          <w:szCs w:val="22"/>
+        </w:rPr>
+        <w:tab/>
+      </w:r>
+      <w:r>
+        <w:rPr>
+          <w:sz w:val="22"/>
+          <w:szCs w:val="22"/>
+        </w:rPr>
+        <w:t xml:space="preserve">C#, VB.NET, .NET Core, JavaScript, TypeScript, </w:t>
+      </w:r>
+    </w:p>
+    <w:p>
+      <w:pPr>
+        <w:pStyle w:val="NoSpacing"/>
+        <w:tabs>
+          <w:tab w:val="left" w:pos="3544"/>
+        </w:tabs>
+        <w:rPr>
+          <w:sz w:val="22"/>
+          <w:szCs w:val="22"/>
+        </w:rPr>
+      </w:pPr>
+      <w:r>
+        <w:rPr>
+          <w:sz w:val="22"/>
+          <w:szCs w:val="22"/>
+        </w:rPr>
+        <w:tab/>
+      </w:r>
+      <w:r>
+        <w:rPr>
+          <w:sz w:val="22"/>
+          <w:szCs w:val="22"/>
+        </w:rPr>
+        <w:t>Python (basic), PowerShell, VBScript, VBA</w:t>
+      </w:r>
+    </w:p>
+    <w:p>
+      <w:pPr>
+        <w:pStyle w:val="NoSpacing"/>
+        <w:tabs>
+          <w:tab w:val="left" w:pos="3544"/>
+        </w:tabs>
+        <w:rPr>
+          <w:sz w:val="22"/>
+          <w:szCs w:val="22"/>
+        </w:rPr>
+      </w:pPr>
+      <w:r>
+        <w:rPr>
+          <w:b/>
+          <w:bCs/>
+          <w:sz w:val="22"/>
+          <w:szCs w:val="22"/>
+        </w:rPr>
+        <w:t>Systems</w:t>
+      </w:r>
+      <w:r>
+        <w:rPr>
+          <w:b/>
+          <w:bCs/>
+          <w:sz w:val="22"/>
+          <w:szCs w:val="22"/>
+        </w:rPr>
+        <w:tab/>
+      </w:r>
+      <w:r>
+        <w:rPr>
+          <w:sz w:val="22"/>
+          <w:szCs w:val="22"/>
+        </w:rPr>
+        <w:t xml:space="preserve">Event-driven architecture, real-time systems, </w:t>
+      </w:r>
+    </w:p>
+    <w:p>
+      <w:pPr>
+        <w:pStyle w:val="NoSpacing"/>
+        <w:tabs>
+          <w:tab w:val="left" w:pos="3544"/>
+        </w:tabs>
+        <w:rPr>
+          <w:b/>
+          <w:bCs/>
+          <w:sz w:val="22"/>
+          <w:szCs w:val="22"/>
+        </w:rPr>
+      </w:pPr>
+      <w:r>
+        <w:rPr>
+          <w:sz w:val="22"/>
+          <w:szCs w:val="22"/>
+        </w:rPr>
+        <w:tab/>
+      </w:r>
+      <w:r>
+        <w:rPr>
+          <w:sz w:val="22"/>
+          <w:szCs w:val="22"/>
+        </w:rPr>
+        <w:t>concurrency, asynchronous processing</w:t>
+      </w:r>
+    </w:p>
+    <w:p>
+      <w:pPr>
+        <w:pStyle w:val="NoSpacing"/>
+        <w:tabs>
+          <w:tab w:val="left" w:pos="3544"/>
+        </w:tabs>
+        <w:rPr>
+          <w:sz w:val="22"/>
+          <w:szCs w:val="22"/>
+        </w:rPr>
+      </w:pPr>
+      <w:r>
+        <w:rPr>
+          <w:b/>
+          <w:bCs/>
+          <w:sz w:val="22"/>
+          <w:szCs w:val="22"/>
+        </w:rPr>
+        <w:t>Reliability</w:t>
+      </w:r>
+      <w:r>
+        <w:rPr>
+          <w:b/>
+          <w:bCs/>
+          <w:sz w:val="22"/>
+          <w:szCs w:val="22"/>
+        </w:rPr>
+        <w:tab/>
+      </w:r>
+      <w:r>
+        <w:rPr>
+          <w:sz w:val="22"/>
+          <w:szCs w:val="22"/>
+        </w:rPr>
+        <w:t xml:space="preserve">Fault tolerance, defensive programming, </w:t>
+      </w:r>
+    </w:p>
+    <w:p>
+      <w:pPr>
+        <w:pStyle w:val="NoSpacing"/>
+        <w:tabs>
+          <w:tab w:val="left" w:pos="3544"/>
+        </w:tabs>
+        <w:rPr>
+          <w:sz w:val="22"/>
+          <w:szCs w:val="22"/>
+        </w:rPr>
+      </w:pPr>
+      <w:r>
+        <w:rPr>
+          <w:sz w:val="22"/>
+          <w:szCs w:val="22"/>
+        </w:rPr>
+        <w:tab/>
+      </w:r>
+      <w:r>
+        <w:rPr>
+          <w:sz w:val="22"/>
+          <w:szCs w:val="22"/>
+        </w:rPr>
+        <w:t>system resilience, data integrity</w:t>
+      </w:r>
+    </w:p>
+    <w:p>
+      <w:pPr>
+        <w:pStyle w:val="NoSpacing"/>
+        <w:tabs>
+          <w:tab w:val="left" w:pos="3544"/>
+        </w:tabs>
+        <w:rPr>
+          <w:sz w:val="22"/>
+          <w:szCs w:val="22"/>
+        </w:rPr>
+      </w:pPr>
+      <w:r>
+        <w:rPr>
+          <w:b/>
+          <w:bCs/>
+          <w:sz w:val="22"/>
+          <w:szCs w:val="22"/>
+        </w:rPr>
+        <w:t>Other Exposure</w:t>
+      </w:r>
+      <w:r>
+        <w:rPr>
+          <w:b/>
+          <w:bCs/>
+          <w:sz w:val="22"/>
+          <w:szCs w:val="22"/>
+        </w:rPr>
+        <w:tab/>
+      </w:r>
+      <w:r>
+        <w:rPr>
+          <w:sz w:val="22"/>
+          <w:szCs w:val="22"/>
+        </w:rPr>
+        <w:t xml:space="preserve">VBA, MS Query, Command line tooling, PowerShell, batch scripting, </w:t>
+      </w:r>
+    </w:p>
+    <w:p>
+      <w:pPr>
+        <w:pStyle w:val="NoSpacing"/>
+        <w:tabs>
+          <w:tab w:val="left" w:pos="3544"/>
+        </w:tabs>
+        <w:rPr>
+          <w:b/>
+          <w:bCs/>
+          <w:sz w:val="22"/>
+          <w:szCs w:val="22"/>
+        </w:rPr>
+      </w:pPr>
+      <w:r>
+        <w:rPr>
+          <w:sz w:val="22"/>
+          <w:szCs w:val="22"/>
+        </w:rPr>
+        <w:tab/>
+      </w:r>
+      <w:r>
+        <w:rPr>
+          <w:sz w:val="22"/>
+          <w:szCs w:val="22"/>
+        </w:rPr>
+        <w:t>Office tool development, hardware systems, network setup</w:t>
+      </w:r>
+      <w:r>
+        <w:rPr>
+          <w:b/>
+          <w:bCs/>
           <w:sz w:val="22"/>
           <w:szCs w:val="22"/>
         </w:rPr>
         <w:t xml:space="preserve"> </w:t>
       </w:r>
-      <w:r>
-        <w:rPr>
-          <w:sz w:val="22"/>
-          <w:szCs w:val="22"/>
-        </w:rPr>
-        <w:t>C#, VB.NET, .NET Core, JavaScript, TypeScript, Python (basic), PowerShell, VBScript, VBA</w:t>
-      </w:r>
-    </w:p>
-    <w:p>
-      <w:pPr>
-        <w:pStyle w:val="NoSpacing"/>
-        <w:rPr>
-          <w:sz w:val="22"/>
-          <w:szCs w:val="22"/>
-        </w:rPr>
-      </w:pPr>
-      <w:r>
-        <w:rPr>
-          <w:b/>
-          <w:bCs/>
-          <w:sz w:val="22"/>
-          <w:szCs w:val="22"/>
-        </w:rPr>
-        <w:t>Web &amp; Application Technologies:</w:t>
-      </w:r>
-      <w:r>
-        <w:rPr>
-          <w:sz w:val="22"/>
-          <w:szCs w:val="22"/>
-        </w:rPr>
-        <w:t xml:space="preserve"> </w:t>
-      </w:r>
-      <w:r>
-        <w:rPr>
-          <w:sz w:val="22"/>
-          <w:szCs w:val="22"/>
-        </w:rPr>
-        <w:t>ASP.NET, HTML5, CSS3</w:t>
-      </w:r>
-    </w:p>
-    <w:p>
-      <w:pPr>
-        <w:pStyle w:val="NoSpacing"/>
-        <w:rPr>
-          <w:sz w:val="22"/>
-          <w:szCs w:val="22"/>
-        </w:rPr>
-      </w:pPr>
-      <w:r>
-        <w:rPr>
-          <w:b/>
-          <w:bCs/>
-          <w:sz w:val="22"/>
-          <w:szCs w:val="22"/>
-        </w:rPr>
-        <w:t>Data &amp; Databases:</w:t>
-      </w:r>
-      <w:r>
-        <w:rPr>
-          <w:sz w:val="22"/>
-          <w:szCs w:val="22"/>
-        </w:rPr>
-        <w:t xml:space="preserve"> </w:t>
-      </w:r>
-      <w:r>
-        <w:rPr>
-          <w:sz w:val="22"/>
-          <w:szCs w:val="22"/>
-        </w:rPr>
-        <w:t>SQL Server, SQLite, Oracle</w:t>
-      </w:r>
-    </w:p>
-    <w:p>
-      <w:pPr>
-        <w:pStyle w:val="NoSpacing"/>
-        <w:rPr>
-          <w:sz w:val="22"/>
-          <w:szCs w:val="22"/>
-        </w:rPr>
-      </w:pPr>
-      <w:r>
-        <w:rPr>
-          <w:b/>
-          <w:bCs/>
-          <w:sz w:val="22"/>
-          <w:szCs w:val="22"/>
-        </w:rPr>
-        <w:t>APIs &amp; Integration:</w:t>
-      </w:r>
-      <w:r>
-        <w:rPr>
-          <w:sz w:val="22"/>
-          <w:szCs w:val="22"/>
-        </w:rPr>
-        <w:t xml:space="preserve"> </w:t>
-      </w:r>
-      <w:r>
-        <w:rPr>
-          <w:sz w:val="22"/>
-          <w:szCs w:val="22"/>
-        </w:rPr>
-        <w:t>REST APIs, JSON, XML, real-time data feeds</w:t>
-      </w:r>
-    </w:p>
-    <w:p>
-      <w:pPr>
-        <w:pStyle w:val="NoSpacing"/>
-        <w:rPr>
-          <w:sz w:val="22"/>
-          <w:szCs w:val="22"/>
-        </w:rPr>
-      </w:pPr>
-      <w:r>
-        <w:rPr>
-          <w:b/>
-          <w:bCs/>
-          <w:sz w:val="22"/>
-          <w:szCs w:val="22"/>
-        </w:rPr>
-        <w:t>Tools &amp; Platforms:</w:t>
-      </w:r>
-      <w:r>
-        <w:rPr>
-          <w:sz w:val="22"/>
-          <w:szCs w:val="22"/>
-        </w:rPr>
-        <w:t xml:space="preserve"> </w:t>
-      </w:r>
-      <w:r>
-        <w:rPr>
-          <w:sz w:val="22"/>
-          <w:szCs w:val="22"/>
-        </w:rPr>
-        <w:t>Visual Studio 2022, Git, Git Extensions, Jira, Microsoft Teams</w:t>
-      </w:r>
-    </w:p>
-    <w:p>
-      <w:pPr>
-        <w:pStyle w:val="NoSpacing"/>
-        <w:rPr>
-          <w:sz w:val="22"/>
-          <w:szCs w:val="22"/>
-        </w:rPr>
-      </w:pPr>
-      <w:r>
-        <w:rPr>
-          <w:b/>
-          <w:bCs/>
-          <w:sz w:val="22"/>
-          <w:szCs w:val="22"/>
-        </w:rPr>
-        <w:t>Systems &amp; Concepts:</w:t>
-      </w:r>
-      <w:r>
-        <w:rPr>
-          <w:sz w:val="22"/>
-          <w:szCs w:val="22"/>
-        </w:rPr>
-        <w:t xml:space="preserve"> </w:t>
-      </w:r>
-      <w:r>
-        <w:rPr>
-          <w:sz w:val="22"/>
-          <w:szCs w:val="22"/>
-        </w:rPr>
-        <w:t>Event-driven architecture, real-time systems, concurrency, asynchronous processing, fault tolerance, defensive programming, system resilience, data integrity</w:t>
-      </w:r>
+    </w:p>
+    <w:p>
+      <w:pPr>
+        <w:pStyle w:val="NoSpacing"/>
+        <w:rPr>
+          <w:b/>
+          <w:bCs/>
+          <w:sz w:val="22"/>
+          <w:szCs w:val="22"/>
+        </w:rPr>
+      </w:pPr>
     </w:p>
     <w:p>
       <w:pPr>
@@ -412,7 +680,7 @@
           <w:szCs w:val="20"/>
         </w:rPr>
         <w:pict w14:anchorId="3DB9F627">
-          <v:rect id="_x0000_i1420" style="width:0;height:1.5pt" o:hralign="center" o:hrstd="t" o:hr="t" fillcolor="#a0a0a0" stroked="f"/>
+          <v:rect id="_x0000_i1027" style="width:0;height:1.5pt" o:hralign="center" o:hrstd="t" o:hr="t" fillcolor="#a0a0a0" stroked="f"/>
         </w:pict>
       </w:r>
     </w:p>
@@ -438,6 +706,8 @@
           <w:rFonts w:asciiTheme="majorHAnsi" w:hAnsiTheme="majorHAnsi"/>
           <w:b/>
           <w:bCs/>
+          <w:sz w:val="22"/>
+          <w:szCs w:val="22"/>
         </w:rPr>
       </w:pPr>
       <w:r>
@@ -448,18 +718,14 @@
         </w:rPr>
         <w:t>Real-Time Systems Engineer / Senior Software Developer</w:t>
       </w:r>
-    </w:p>
-    <w:p>
-      <w:pPr>
-        <w:pStyle w:val="NoSpacing"/>
+      <w:r>
         <w:rPr>
           <w:rFonts w:asciiTheme="majorHAnsi" w:hAnsiTheme="majorHAnsi"/>
           <w:b/>
           <w:bCs/>
-          <w:sz w:val="22"/>
-          <w:szCs w:val="22"/>
-        </w:rPr>
-      </w:pPr>
+        </w:rPr>
+        <w:t xml:space="preserve"> | </w:t>
+      </w:r>
       <w:r>
         <w:rPr>
           <w:rFonts w:asciiTheme="majorHAnsi" w:hAnsiTheme="majorHAnsi"/>
@@ -517,7 +783,7 @@
           <w:szCs w:val="22"/>
         </w:rPr>
         <w:pict w14:anchorId="2225000D">
-          <v:rect id="_x0000_i1421" style="width:0;height:1.5pt" o:hralign="center" o:hrstd="t" o:hr="t" fillcolor="#a0a0a0" stroked="f"/>
+          <v:rect id="_x0000_i1028" style="width:0;height:1.5pt" o:hralign="center" o:hrstd="t" o:hr="t" fillcolor="#a0a0a0" stroked="f"/>
         </w:pict>
       </w:r>
     </w:p>
@@ -541,6 +807,741 @@
           <w:szCs w:val="22"/>
         </w:rPr>
         <w:t>Key Delivery</w:t>
+      </w:r>
+    </w:p>
+    <w:p>
+      <w:pPr>
+        <w:pStyle w:val="NoSpacing"/>
+        <w:numPr>
+          <w:ilvl w:val="0"/>
+          <w:numId w:val="30"/>
+        </w:numPr>
+        <w:ind w:left="284" w:hanging="284"/>
+        <w:rPr>
+          <w:sz w:val="22"/>
+          <w:szCs w:val="22"/>
+        </w:rPr>
+      </w:pPr>
+      <w:r>
+        <w:rPr>
+          <w:sz w:val="22"/>
+          <w:szCs w:val="22"/>
+        </w:rPr>
+        <w:t>Supported delivery of live broadcasts viewed by millions globally, where system failures have immediate on-air impact</w:t>
+      </w:r>
+    </w:p>
+    <w:p>
+      <w:pPr>
+        <w:pStyle w:val="NoSpacing"/>
+        <w:numPr>
+          <w:ilvl w:val="0"/>
+          <w:numId w:val="30"/>
+        </w:numPr>
+        <w:ind w:left="284" w:hanging="284"/>
+        <w:rPr>
+          <w:sz w:val="22"/>
+          <w:szCs w:val="22"/>
+        </w:rPr>
+      </w:pPr>
+      <w:r>
+        <w:rPr>
+          <w:sz w:val="22"/>
+          <w:szCs w:val="22"/>
+        </w:rPr>
+        <w:t>Designed and delivered event-driven pipelines ingesting high-frequency live data into broadcast graphics systems</w:t>
+      </w:r>
+    </w:p>
+    <w:p>
+      <w:pPr>
+        <w:pStyle w:val="NoSpacing"/>
+        <w:numPr>
+          <w:ilvl w:val="0"/>
+          <w:numId w:val="30"/>
+        </w:numPr>
+        <w:ind w:left="284" w:hanging="284"/>
+        <w:rPr>
+          <w:sz w:val="22"/>
+          <w:szCs w:val="22"/>
+        </w:rPr>
+      </w:pPr>
+      <w:r>
+        <w:rPr>
+          <w:sz w:val="22"/>
+          <w:szCs w:val="22"/>
+        </w:rPr>
+        <w:t>Built and optimised low-latency, multi-threaded systems supporting sub-second updates under sustained load</w:t>
+      </w:r>
+      <w:r>
+        <w:rPr>
+          <w:sz w:val="22"/>
+          <w:szCs w:val="22"/>
+        </w:rPr>
+        <w:t xml:space="preserve"> </w:t>
+      </w:r>
+    </w:p>
+    <w:p>
+      <w:pPr>
+        <w:pStyle w:val="NoSpacing"/>
+        <w:numPr>
+          <w:ilvl w:val="0"/>
+          <w:numId w:val="30"/>
+        </w:numPr>
+        <w:ind w:left="284" w:hanging="284"/>
+        <w:rPr>
+          <w:sz w:val="22"/>
+          <w:szCs w:val="22"/>
+        </w:rPr>
+      </w:pPr>
+      <w:r>
+        <w:rPr>
+          <w:sz w:val="22"/>
+          <w:szCs w:val="22"/>
+        </w:rPr>
+        <w:t>Integrated multiple external data providers, implementing validation and fallback logic to ensure system stability under unreliable upstream conditions</w:t>
+      </w:r>
+    </w:p>
+    <w:p>
+      <w:pPr>
+        <w:pStyle w:val="NoSpacing"/>
+        <w:numPr>
+          <w:ilvl w:val="0"/>
+          <w:numId w:val="30"/>
+        </w:numPr>
+        <w:ind w:left="284" w:hanging="284"/>
+        <w:rPr>
+          <w:sz w:val="22"/>
+          <w:szCs w:val="22"/>
+        </w:rPr>
+      </w:pPr>
+      <w:r>
+        <w:rPr>
+          <w:sz w:val="22"/>
+          <w:szCs w:val="22"/>
+        </w:rPr>
+        <w:t>Diagnosed and resolved production-critical issues in live broadcast environments with no rollback capability</w:t>
+      </w:r>
+    </w:p>
+    <w:p>
+      <w:pPr>
+        <w:pStyle w:val="NoSpacing"/>
+        <w:numPr>
+          <w:ilvl w:val="0"/>
+          <w:numId w:val="30"/>
+        </w:numPr>
+        <w:ind w:left="284" w:hanging="284"/>
+        <w:rPr>
+          <w:sz w:val="22"/>
+          <w:szCs w:val="22"/>
+        </w:rPr>
+      </w:pPr>
+      <w:r>
+        <w:rPr>
+          <w:sz w:val="22"/>
+          <w:szCs w:val="22"/>
+        </w:rPr>
+        <w:t>Applied defensive data validation and fault handling to prevent propagation of upstream errors</w:t>
+      </w:r>
+    </w:p>
+    <w:p>
+      <w:pPr>
+        <w:pStyle w:val="NoSpacing"/>
+        <w:numPr>
+          <w:ilvl w:val="0"/>
+          <w:numId w:val="30"/>
+        </w:numPr>
+        <w:ind w:left="284" w:hanging="284"/>
+        <w:rPr>
+          <w:sz w:val="22"/>
+          <w:szCs w:val="22"/>
+        </w:rPr>
+      </w:pPr>
+      <w:r>
+        <w:rPr>
+          <w:sz w:val="22"/>
+          <w:szCs w:val="22"/>
+        </w:rPr>
+        <w:t>Refactored legacy systems into modern .NET architectures without disrupting live operations</w:t>
+      </w:r>
+    </w:p>
+    <w:p>
+      <w:pPr>
+        <w:pStyle w:val="NoSpacing"/>
+        <w:numPr>
+          <w:ilvl w:val="0"/>
+          <w:numId w:val="30"/>
+        </w:numPr>
+        <w:ind w:left="284" w:hanging="284"/>
+        <w:rPr>
+          <w:sz w:val="22"/>
+          <w:szCs w:val="22"/>
+        </w:rPr>
+      </w:pPr>
+      <w:r>
+        <w:rPr>
+          <w:sz w:val="22"/>
+          <w:szCs w:val="22"/>
+        </w:rPr>
+        <w:t>Introduced asynchronous processing to decouple ingestion, processing, and rendering workflows, improving system resilience</w:t>
+      </w:r>
+    </w:p>
+    <w:p>
+      <w:pPr>
+        <w:pStyle w:val="NoSpacing"/>
+        <w:rPr>
+          <w:sz w:val="22"/>
+          <w:szCs w:val="22"/>
+        </w:rPr>
+      </w:pPr>
+      <w:r>
+        <w:rPr>
+          <w:sz w:val="22"/>
+          <w:szCs w:val="22"/>
+        </w:rPr>
+        <w:lastRenderedPageBreak/>
+        <w:pict w14:anchorId="007FA9F3">
+          <v:rect id="_x0000_i1057" style="width:0;height:1.5pt" o:hralign="center" o:hrstd="t" o:hr="t" fillcolor="#a0a0a0" stroked="f"/>
+        </w:pict>
+      </w:r>
+    </w:p>
+    <w:p>
+      <w:pPr>
+        <w:pStyle w:val="NoSpacing"/>
+        <w:rPr>
+          <w:rFonts w:asciiTheme="majorHAnsi" w:hAnsiTheme="majorHAnsi"/>
+          <w:b/>
+          <w:bCs/>
+          <w:sz w:val="22"/>
+          <w:szCs w:val="22"/>
+        </w:rPr>
+      </w:pPr>
+      <w:r>
+        <w:rPr>
+          <w:rFonts w:asciiTheme="majorHAnsi" w:hAnsiTheme="majorHAnsi"/>
+          <w:b/>
+          <w:bCs/>
+          <w:sz w:val="22"/>
+          <w:szCs w:val="22"/>
+        </w:rPr>
+        <w:t>Key Technologies</w:t>
+      </w:r>
+    </w:p>
+    <w:p>
+      <w:pPr>
+        <w:pStyle w:val="NoSpacing"/>
+        <w:rPr>
+          <w:sz w:val="22"/>
+          <w:szCs w:val="22"/>
+        </w:rPr>
+      </w:pPr>
+      <w:r>
+        <w:rPr>
+          <w:sz w:val="22"/>
+          <w:szCs w:val="22"/>
+        </w:rPr>
+        <w:t>C#, VB.NET, .NET, SQL Server, SQLite, REST APIs, JSON, XML, multi-threading, async processing</w:t>
+      </w:r>
+    </w:p>
+    <w:p>
+      <w:pPr>
+        <w:pStyle w:val="NoSpacing"/>
+        <w:rPr>
+          <w:sz w:val="22"/>
+          <w:szCs w:val="22"/>
+        </w:rPr>
+      </w:pPr>
+    </w:p>
+    <w:p>
+      <w:pPr>
+        <w:pStyle w:val="NoSpacing"/>
+        <w:rPr>
+          <w:sz w:val="20"/>
+          <w:szCs w:val="20"/>
+        </w:rPr>
+      </w:pPr>
+      <w:r>
+        <w:rPr>
+          <w:sz w:val="20"/>
+          <w:szCs w:val="20"/>
+        </w:rPr>
+        <w:pict w14:anchorId="3CA77DBC">
+          <v:rect id="_x0000_i1030" style="width:0;height:1.5pt" o:hralign="center" o:hrstd="t" o:hr="t" fillcolor="#a0a0a0" stroked="f"/>
+        </w:pict>
+      </w:r>
+    </w:p>
+    <w:p>
+      <w:pPr>
+        <w:rPr>
+          <w:b/>
+          <w:bCs/>
+        </w:rPr>
+      </w:pPr>
+      <w:r>
+        <w:rPr>
+          <w:b/>
+          <w:bCs/>
+        </w:rPr>
+        <w:t>SELECTED SYSTEMS DELIVERY</w:t>
+      </w:r>
+    </w:p>
+    <w:p>
+      <w:pPr>
+        <w:pStyle w:val="NoSpacing"/>
+        <w:rPr>
+          <w:rFonts w:asciiTheme="majorHAnsi" w:hAnsiTheme="majorHAnsi"/>
+          <w:b/>
+          <w:bCs/>
+          <w:sz w:val="22"/>
+          <w:szCs w:val="22"/>
+        </w:rPr>
+      </w:pPr>
+      <w:r>
+        <w:rPr>
+          <w:rFonts w:asciiTheme="majorHAnsi" w:hAnsiTheme="majorHAnsi"/>
+          <w:b/>
+          <w:bCs/>
+          <w:sz w:val="22"/>
+          <w:szCs w:val="22"/>
+        </w:rPr>
+        <w:t>Real-Time Data Pipeline</w:t>
+      </w:r>
+    </w:p>
+    <w:p>
+      <w:pPr>
+        <w:pStyle w:val="NoSpacing"/>
+        <w:ind w:left="284"/>
+        <w:rPr>
+          <w:sz w:val="22"/>
+          <w:szCs w:val="22"/>
+        </w:rPr>
+      </w:pPr>
+      <w:r>
+        <w:rPr>
+          <w:sz w:val="22"/>
+          <w:szCs w:val="22"/>
+        </w:rPr>
+        <w:t>Designed ingestion and transformation pipelines for live sports data feeds</w:t>
+      </w:r>
+      <w:r>
+        <w:rPr>
+          <w:sz w:val="22"/>
+          <w:szCs w:val="22"/>
+        </w:rPr>
+        <w:br/>
+        <w:t>Normalised inconsistent upstream data into stable internal models</w:t>
+      </w:r>
+      <w:r>
+        <w:rPr>
+          <w:sz w:val="22"/>
+          <w:szCs w:val="22"/>
+        </w:rPr>
+        <w:br/>
+        <w:t>Maintained continuous system operation under partial data failure scenarios</w:t>
+      </w:r>
+    </w:p>
+    <w:p>
+      <w:pPr>
+        <w:pStyle w:val="NoSpacing"/>
+        <w:rPr>
+          <w:sz w:val="22"/>
+          <w:szCs w:val="22"/>
+        </w:rPr>
+      </w:pPr>
+      <w:r>
+        <w:rPr>
+          <w:sz w:val="22"/>
+          <w:szCs w:val="22"/>
+        </w:rPr>
+        <w:pict w14:anchorId="008F6075">
+          <v:rect id="_x0000_i1031" style="width:0;height:1.5pt" o:hralign="center" o:hrstd="t" o:hr="t" fillcolor="#a0a0a0" stroked="f"/>
+        </w:pict>
+      </w:r>
+    </w:p>
+    <w:p>
+      <w:pPr>
+        <w:pStyle w:val="NoSpacing"/>
+        <w:rPr>
+          <w:rFonts w:asciiTheme="majorHAnsi" w:hAnsiTheme="majorHAnsi"/>
+          <w:b/>
+          <w:bCs/>
+          <w:sz w:val="22"/>
+          <w:szCs w:val="22"/>
+        </w:rPr>
+      </w:pPr>
+    </w:p>
+    <w:p>
+      <w:pPr>
+        <w:pStyle w:val="NoSpacing"/>
+        <w:rPr>
+          <w:rFonts w:asciiTheme="majorHAnsi" w:hAnsiTheme="majorHAnsi"/>
+          <w:b/>
+          <w:bCs/>
+          <w:sz w:val="22"/>
+          <w:szCs w:val="22"/>
+        </w:rPr>
+      </w:pPr>
+      <w:r>
+        <w:rPr>
+          <w:rFonts w:asciiTheme="majorHAnsi" w:hAnsiTheme="majorHAnsi"/>
+          <w:b/>
+          <w:bCs/>
+          <w:sz w:val="22"/>
+          <w:szCs w:val="22"/>
+        </w:rPr>
+        <w:t>Live Odds Integration System</w:t>
+      </w:r>
+    </w:p>
+    <w:p>
+      <w:pPr>
+        <w:pStyle w:val="NoSpacing"/>
+        <w:ind w:left="284"/>
+        <w:rPr>
+          <w:sz w:val="22"/>
+          <w:szCs w:val="22"/>
+        </w:rPr>
+      </w:pPr>
+      <w:r>
+        <w:rPr>
+          <w:sz w:val="22"/>
+          <w:szCs w:val="22"/>
+        </w:rPr>
+        <w:t xml:space="preserve">Built real-time integration with external providers </w:t>
+      </w:r>
+    </w:p>
+    <w:p>
+      <w:pPr>
+        <w:pStyle w:val="NoSpacing"/>
+        <w:ind w:left="284"/>
+        <w:rPr>
+          <w:sz w:val="22"/>
+          <w:szCs w:val="22"/>
+        </w:rPr>
+      </w:pPr>
+      <w:r>
+        <w:rPr>
+          <w:sz w:val="22"/>
+          <w:szCs w:val="22"/>
+        </w:rPr>
+        <w:t xml:space="preserve">Implemented validation and fallback handling to maintain broadcast stability </w:t>
+      </w:r>
+    </w:p>
+    <w:p>
+      <w:pPr>
+        <w:pStyle w:val="NoSpacing"/>
+        <w:ind w:left="284"/>
+        <w:rPr>
+          <w:sz w:val="22"/>
+          <w:szCs w:val="22"/>
+        </w:rPr>
+      </w:pPr>
+      <w:r>
+        <w:rPr>
+          <w:sz w:val="22"/>
+          <w:szCs w:val="22"/>
+        </w:rPr>
+        <w:t>Delivered software solution to drive broadcast graphics with live odds data</w:t>
+      </w:r>
+    </w:p>
+    <w:p>
+      <w:pPr>
+        <w:pStyle w:val="NoSpacing"/>
+        <w:rPr>
+          <w:sz w:val="22"/>
+          <w:szCs w:val="22"/>
+        </w:rPr>
+      </w:pPr>
+      <w:r>
+        <w:rPr>
+          <w:sz w:val="22"/>
+          <w:szCs w:val="22"/>
+        </w:rPr>
+        <w:pict w14:anchorId="17740834">
+          <v:rect id="_x0000_i1032" style="width:0;height:1.5pt" o:hralign="center" o:hrstd="t" o:hr="t" fillcolor="#a0a0a0" stroked="f"/>
+        </w:pict>
+      </w:r>
+    </w:p>
+    <w:p>
+      <w:pPr>
+        <w:pStyle w:val="NoSpacing"/>
+        <w:rPr>
+          <w:rFonts w:asciiTheme="majorHAnsi" w:hAnsiTheme="majorHAnsi"/>
+          <w:b/>
+          <w:bCs/>
+          <w:sz w:val="22"/>
+          <w:szCs w:val="22"/>
+        </w:rPr>
+      </w:pPr>
+    </w:p>
+    <w:p>
+      <w:pPr>
+        <w:pStyle w:val="NoSpacing"/>
+        <w:rPr>
+          <w:rFonts w:asciiTheme="majorHAnsi" w:hAnsiTheme="majorHAnsi"/>
+          <w:b/>
+          <w:bCs/>
+          <w:sz w:val="22"/>
+          <w:szCs w:val="22"/>
+        </w:rPr>
+      </w:pPr>
+      <w:r>
+        <w:rPr>
+          <w:rFonts w:asciiTheme="majorHAnsi" w:hAnsiTheme="majorHAnsi"/>
+          <w:b/>
+          <w:bCs/>
+          <w:sz w:val="22"/>
+          <w:szCs w:val="22"/>
+        </w:rPr>
+        <w:t>Event Processing Engine</w:t>
+      </w:r>
+    </w:p>
+    <w:p>
+      <w:pPr>
+        <w:pStyle w:val="NoSpacing"/>
+        <w:ind w:left="284"/>
+        <w:rPr>
+          <w:sz w:val="22"/>
+          <w:szCs w:val="22"/>
+        </w:rPr>
+      </w:pPr>
+      <w:r>
+        <w:rPr>
+          <w:sz w:val="22"/>
+          <w:szCs w:val="22"/>
+        </w:rPr>
+        <w:t>Engineered real-time event processing into structured timelines for broadcast output</w:t>
+      </w:r>
+      <w:r>
+        <w:rPr>
+          <w:sz w:val="22"/>
+          <w:szCs w:val="22"/>
+        </w:rPr>
+        <w:br/>
+        <w:t>Managed complex state transitions including corrections and rollbacks</w:t>
+      </w:r>
+      <w:r>
+        <w:rPr>
+          <w:sz w:val="22"/>
+          <w:szCs w:val="22"/>
+        </w:rPr>
+        <w:br/>
+        <w:t>Ensured strict data consistency under continuous high-frequency updates in live production environments</w:t>
+      </w:r>
+    </w:p>
+    <w:p>
+      <w:pPr>
+        <w:pStyle w:val="NoSpacing"/>
+        <w:rPr>
+          <w:sz w:val="22"/>
+          <w:szCs w:val="22"/>
+        </w:rPr>
+      </w:pPr>
+      <w:r>
+        <w:rPr>
+          <w:sz w:val="22"/>
+          <w:szCs w:val="22"/>
+        </w:rPr>
+        <w:pict w14:anchorId="596B5FFF">
+          <v:rect id="_x0000_i1053" style="width:477.1pt;height:1.5pt" o:hrpct="990" o:hralign="center" o:hrstd="t" o:hr="t" fillcolor="#a0a0a0" stroked="f"/>
+        </w:pict>
+      </w:r>
+    </w:p>
+    <w:p>
+      <w:pPr>
+        <w:pStyle w:val="NoSpacing"/>
+        <w:rPr>
+          <w:rFonts w:asciiTheme="majorHAnsi" w:hAnsiTheme="majorHAnsi"/>
+          <w:b/>
+          <w:bCs/>
+          <w:sz w:val="22"/>
+          <w:szCs w:val="22"/>
+        </w:rPr>
+      </w:pPr>
+    </w:p>
+    <w:p>
+      <w:pPr>
+        <w:pStyle w:val="NoSpacing"/>
+        <w:rPr>
+          <w:rFonts w:asciiTheme="majorHAnsi" w:hAnsiTheme="majorHAnsi"/>
+          <w:b/>
+          <w:bCs/>
+          <w:sz w:val="22"/>
+          <w:szCs w:val="22"/>
+        </w:rPr>
+      </w:pPr>
+      <w:r>
+        <w:rPr>
+          <w:rFonts w:asciiTheme="majorHAnsi" w:hAnsiTheme="majorHAnsi"/>
+          <w:b/>
+          <w:bCs/>
+          <w:sz w:val="22"/>
+          <w:szCs w:val="22"/>
+        </w:rPr>
+        <w:t xml:space="preserve">Local AI / RAG System </w:t>
+      </w:r>
+      <w:r>
+        <w:rPr>
+          <w:rFonts w:asciiTheme="majorHAnsi" w:hAnsiTheme="majorHAnsi"/>
+          <w:b/>
+          <w:bCs/>
+          <w:i/>
+          <w:iCs/>
+          <w:sz w:val="22"/>
+          <w:szCs w:val="22"/>
+        </w:rPr>
+        <w:t>(Personal Project)</w:t>
+      </w:r>
+    </w:p>
+    <w:p>
+      <w:pPr>
+        <w:pStyle w:val="NoSpacing"/>
+        <w:ind w:left="284"/>
+        <w:rPr>
+          <w:sz w:val="22"/>
+          <w:szCs w:val="22"/>
+        </w:rPr>
+      </w:pPr>
+      <w:r>
+        <w:rPr>
+          <w:sz w:val="22"/>
+          <w:szCs w:val="22"/>
+        </w:rPr>
+        <w:t xml:space="preserve">Designed local retrieval-augmented system using .NET and LM Studio </w:t>
+      </w:r>
+    </w:p>
+    <w:p>
+      <w:pPr>
+        <w:pStyle w:val="NoSpacing"/>
+        <w:ind w:left="284"/>
+        <w:rPr>
+          <w:sz w:val="22"/>
+          <w:szCs w:val="22"/>
+        </w:rPr>
+      </w:pPr>
+      <w:r>
+        <w:rPr>
+          <w:sz w:val="22"/>
+          <w:szCs w:val="22"/>
+        </w:rPr>
+        <w:t xml:space="preserve">Built ingestion, indexing, and retrieval pipelines using embeddings </w:t>
+      </w:r>
+    </w:p>
+    <w:p>
+      <w:pPr>
+        <w:pStyle w:val="NoSpacing"/>
+        <w:ind w:left="284"/>
+        <w:rPr>
+          <w:sz w:val="22"/>
+          <w:szCs w:val="22"/>
+        </w:rPr>
+      </w:pPr>
+      <w:r>
+        <w:rPr>
+          <w:sz w:val="22"/>
+          <w:szCs w:val="22"/>
+        </w:rPr>
+        <w:t xml:space="preserve">Integrated local LLM inference into structured workflows </w:t>
+      </w:r>
+    </w:p>
+    <w:p>
+      <w:pPr>
+        <w:pStyle w:val="NoSpacing"/>
+        <w:ind w:left="284"/>
+        <w:rPr>
+          <w:sz w:val="22"/>
+          <w:szCs w:val="22"/>
+        </w:rPr>
+      </w:pPr>
+    </w:p>
+    <w:p>
+      <w:pPr>
+        <w:pStyle w:val="NoSpacing"/>
+        <w:rPr>
+          <w:sz w:val="20"/>
+          <w:szCs w:val="20"/>
+        </w:rPr>
+      </w:pPr>
+      <w:r>
+        <w:rPr>
+          <w:sz w:val="20"/>
+          <w:szCs w:val="20"/>
+        </w:rPr>
+        <w:pict w14:anchorId="074EAC51">
+          <v:rect id="_x0000_i1034" style="width:0;height:1.5pt" o:hralign="center" o:hrstd="t" o:hr="t" fillcolor="#a0a0a0" stroked="f"/>
+        </w:pict>
+      </w:r>
+    </w:p>
+    <w:p>
+      <w:pPr>
+        <w:rPr>
+          <w:b/>
+          <w:bCs/>
+        </w:rPr>
+      </w:pPr>
+      <w:r>
+        <w:rPr>
+          <w:b/>
+          <w:bCs/>
+        </w:rPr>
+        <w:t>EARLIER EXPERIENCE (FOUNDATION IN SYSTEMS &amp; DATA)</w:t>
+      </w:r>
+    </w:p>
+    <w:p>
+      <w:pPr>
+        <w:pStyle w:val="NoSpacing"/>
+        <w:rPr>
+          <w:rFonts w:asciiTheme="majorHAnsi" w:hAnsiTheme="majorHAnsi"/>
+          <w:b/>
+          <w:bCs/>
+          <w:sz w:val="22"/>
+          <w:szCs w:val="22"/>
+        </w:rPr>
+      </w:pPr>
+      <w:r>
+        <w:rPr>
+          <w:rFonts w:asciiTheme="majorHAnsi" w:hAnsiTheme="majorHAnsi"/>
+          <w:b/>
+          <w:bCs/>
+        </w:rPr>
+        <w:t>IT Developer / Systems Support</w:t>
+      </w:r>
+      <w:r>
+        <w:rPr>
+          <w:rFonts w:asciiTheme="majorHAnsi" w:hAnsiTheme="majorHAnsi"/>
+          <w:b/>
+          <w:bCs/>
+        </w:rPr>
+        <w:t xml:space="preserve"> | </w:t>
+      </w:r>
+      <w:r>
+        <w:rPr>
+          <w:rFonts w:asciiTheme="majorHAnsi" w:hAnsiTheme="majorHAnsi"/>
+          <w:b/>
+          <w:bCs/>
+          <w:sz w:val="22"/>
+          <w:szCs w:val="22"/>
+        </w:rPr>
+        <w:t xml:space="preserve">Abbey </w:t>
+      </w:r>
+      <w:proofErr w:type="spellStart"/>
+      <w:r>
+        <w:rPr>
+          <w:rFonts w:asciiTheme="majorHAnsi" w:hAnsiTheme="majorHAnsi"/>
+          <w:b/>
+          <w:bCs/>
+          <w:sz w:val="22"/>
+          <w:szCs w:val="22"/>
+        </w:rPr>
+        <w:t>Pynford</w:t>
+      </w:r>
+      <w:proofErr w:type="spellEnd"/>
+      <w:r>
+        <w:rPr>
+          <w:rFonts w:asciiTheme="majorHAnsi" w:hAnsiTheme="majorHAnsi"/>
+          <w:b/>
+          <w:bCs/>
+          <w:sz w:val="22"/>
+          <w:szCs w:val="22"/>
+        </w:rPr>
+        <w:t xml:space="preserve"> Services Ltd | 2011 – 2014</w:t>
       </w:r>
     </w:p>
     <w:p>
@@ -561,7 +1562,7 @@
           <w:sz w:val="22"/>
           <w:szCs w:val="22"/>
         </w:rPr>
-        <w:t xml:space="preserve">Designed and implemented event-driven pipelines ingesting high-frequency live data into broadcast graphics systems </w:t>
+        <w:t xml:space="preserve">Managed end-to-end IT operations including hardware provisioning, domain setup, and user access management </w:t>
       </w:r>
     </w:p>
     <w:p>
@@ -582,7 +1583,7 @@
           <w:sz w:val="22"/>
           <w:szCs w:val="22"/>
         </w:rPr>
-        <w:t xml:space="preserve">Built low-latency, multi-threaded systems supporting sub-second updates while maintaining UI responsiveness </w:t>
+        <w:t xml:space="preserve">Maintained servers, backups, and internal systems </w:t>
       </w:r>
     </w:p>
     <w:p>
@@ -603,7 +1604,7 @@
           <w:sz w:val="22"/>
           <w:szCs w:val="22"/>
         </w:rPr>
-        <w:t xml:space="preserve">Integrated multiple external data providers, handling inconsistent upstream data while maintaining internal system stability </w:t>
+        <w:t xml:space="preserve">Delivered helpdesk support and troubleshooting across hardware and software </w:t>
       </w:r>
     </w:p>
     <w:p>
@@ -624,7 +1625,7 @@
           <w:sz w:val="22"/>
           <w:szCs w:val="22"/>
         </w:rPr>
-        <w:t xml:space="preserve">Diagnosed and resolved live production issues where failures are immediately visible and unrecoverable </w:t>
+        <w:t xml:space="preserve">Led office infrastructure setup during relocation, including cabling, server room setup, and network configuration </w:t>
       </w:r>
     </w:p>
     <w:p>
@@ -645,7 +1646,7 @@
           <w:sz w:val="22"/>
           <w:szCs w:val="22"/>
         </w:rPr>
-        <w:t xml:space="preserve">Implemented defensive data validation and fault handling to prevent propagation of upstream errors </w:t>
+        <w:t xml:space="preserve">Managed supplier contracts including telecoms and hardware procurement </w:t>
       </w:r>
     </w:p>
     <w:p>
@@ -666,7 +1667,75 @@
           <w:sz w:val="22"/>
           <w:szCs w:val="22"/>
         </w:rPr>
-        <w:t xml:space="preserve">Refactored legacy systems into modern .NET architectures without disrupting live environments </w:t>
+        <w:t>Owned full IT environment including infrastructure, user systems, and operational support in a standalone role</w:t>
+      </w:r>
+    </w:p>
+    <w:p>
+      <w:pPr>
+        <w:pStyle w:val="NoSpacing"/>
+        <w:rPr>
+          <w:sz w:val="22"/>
+          <w:szCs w:val="22"/>
+        </w:rPr>
+      </w:pPr>
+      <w:r>
+        <w:rPr>
+          <w:sz w:val="22"/>
+          <w:szCs w:val="22"/>
+        </w:rPr>
+        <w:pict w14:anchorId="70356628">
+          <v:rect id="_x0000_i1035" style="width:0;height:1.5pt" o:hralign="center" o:hrstd="t" o:hr="t" fillcolor="#a0a0a0" stroked="f"/>
+        </w:pict>
+      </w:r>
+    </w:p>
+    <w:p>
+      <w:pPr>
+        <w:pStyle w:val="NoSpacing"/>
+        <w:rPr>
+          <w:rFonts w:asciiTheme="majorHAnsi" w:hAnsiTheme="majorHAnsi"/>
+          <w:b/>
+          <w:bCs/>
+          <w:sz w:val="22"/>
+          <w:szCs w:val="22"/>
+        </w:rPr>
+      </w:pPr>
+      <w:r>
+        <w:rPr>
+          <w:rFonts w:asciiTheme="majorHAnsi" w:hAnsiTheme="majorHAnsi"/>
+          <w:b/>
+          <w:bCs/>
+        </w:rPr>
+        <w:t>Pricing &amp; Contracts Administrator (Data Systems Exposure)</w:t>
+      </w:r>
+      <w:r>
+        <w:rPr>
+          <w:rFonts w:asciiTheme="majorHAnsi" w:hAnsiTheme="majorHAnsi"/>
+          <w:b/>
+          <w:bCs/>
+        </w:rPr>
+        <w:t xml:space="preserve"> | </w:t>
+      </w:r>
+      <w:proofErr w:type="spellStart"/>
+      <w:r>
+        <w:rPr>
+          <w:rFonts w:asciiTheme="majorHAnsi" w:hAnsiTheme="majorHAnsi"/>
+          <w:b/>
+          <w:bCs/>
+          <w:sz w:val="22"/>
+          <w:szCs w:val="22"/>
+        </w:rPr>
+        <w:t>Tuskerdirect</w:t>
+      </w:r>
+      <w:proofErr w:type="spellEnd"/>
+      <w:r>
+        <w:rPr>
+          <w:rFonts w:asciiTheme="majorHAnsi" w:hAnsiTheme="majorHAnsi"/>
+          <w:b/>
+          <w:bCs/>
+          <w:sz w:val="22"/>
+          <w:szCs w:val="22"/>
+        </w:rPr>
+        <w:t xml:space="preserve"> Ltd | 2010 – 2011</w:t>
       </w:r>
     </w:p>
     <w:p>
@@ -687,7 +1756,7 @@
           <w:sz w:val="22"/>
           <w:szCs w:val="22"/>
         </w:rPr>
-        <w:t xml:space="preserve">Introduced asynchronous processing to isolate failure domains and improve resilience </w:t>
+        <w:t xml:space="preserve">Maintained and updated contract and pricing data systems </w:t>
       </w:r>
     </w:p>
     <w:p>
@@ -708,580 +1777,7 @@
           <w:sz w:val="22"/>
           <w:szCs w:val="22"/>
         </w:rPr>
-        <w:t xml:space="preserve">Delivered high quality international </w:t>
-      </w:r>
-      <w:r>
-        <w:rPr>
-          <w:sz w:val="22"/>
-          <w:szCs w:val="22"/>
-        </w:rPr>
-        <w:t>support</w:t>
-      </w:r>
-    </w:p>
-    <w:p>
-      <w:pPr>
-        <w:pStyle w:val="NoSpacing"/>
-        <w:rPr>
-          <w:sz w:val="22"/>
-          <w:szCs w:val="22"/>
-        </w:rPr>
-      </w:pPr>
-      <w:r>
-        <w:rPr>
-          <w:sz w:val="22"/>
-          <w:szCs w:val="22"/>
-        </w:rPr>
-        <w:pict w14:anchorId="007FA9F3">
-          <v:rect id="_x0000_i1422" style="width:0;height:1.5pt" o:hralign="center" o:hrstd="t" o:hr="t" fillcolor="#a0a0a0" stroked="f"/>
-        </w:pict>
-      </w:r>
-    </w:p>
-    <w:p>
-      <w:pPr>
-        <w:pStyle w:val="NoSpacing"/>
-        <w:rPr>
-          <w:rFonts w:asciiTheme="majorHAnsi" w:hAnsiTheme="majorHAnsi"/>
-          <w:b/>
-          <w:bCs/>
-          <w:sz w:val="22"/>
-          <w:szCs w:val="22"/>
-        </w:rPr>
-      </w:pPr>
-      <w:r>
-        <w:rPr>
-          <w:rFonts w:asciiTheme="majorHAnsi" w:hAnsiTheme="majorHAnsi"/>
-          <w:b/>
-          <w:bCs/>
-          <w:sz w:val="22"/>
-          <w:szCs w:val="22"/>
-        </w:rPr>
-        <w:t>Key Technologies</w:t>
-      </w:r>
-    </w:p>
-    <w:p>
-      <w:pPr>
-        <w:pStyle w:val="NoSpacing"/>
-        <w:rPr>
-          <w:sz w:val="22"/>
-          <w:szCs w:val="22"/>
-        </w:rPr>
-      </w:pPr>
-      <w:r>
-        <w:rPr>
-          <w:sz w:val="22"/>
-          <w:szCs w:val="22"/>
-        </w:rPr>
-        <w:t xml:space="preserve">C#, VB.NET, .NET, SQL Server, SQLite, REST APIs, JSON, </w:t>
-      </w:r>
-      <w:r>
-        <w:rPr>
-          <w:sz w:val="22"/>
-          <w:szCs w:val="22"/>
-        </w:rPr>
-        <w:t xml:space="preserve">XML, </w:t>
-      </w:r>
-      <w:r>
-        <w:rPr>
-          <w:sz w:val="22"/>
-          <w:szCs w:val="22"/>
-        </w:rPr>
-        <w:t>multi-threading, async processing</w:t>
-      </w:r>
-    </w:p>
-    <w:p>
-      <w:pPr>
-        <w:pStyle w:val="NoSpacing"/>
-        <w:rPr>
-          <w:sz w:val="22"/>
-          <w:szCs w:val="22"/>
-        </w:rPr>
-      </w:pPr>
-    </w:p>
-    <w:p>
-      <w:pPr>
-        <w:pStyle w:val="NoSpacing"/>
-        <w:rPr>
-          <w:sz w:val="20"/>
-          <w:szCs w:val="20"/>
-        </w:rPr>
-      </w:pPr>
-      <w:r>
-        <w:rPr>
-          <w:sz w:val="20"/>
-          <w:szCs w:val="20"/>
-        </w:rPr>
-        <w:lastRenderedPageBreak/>
-        <w:pict w14:anchorId="3CA77DBC">
-          <v:rect id="_x0000_i1423" style="width:0;height:1.5pt" o:hralign="center" o:hrstd="t" o:hr="t" fillcolor="#a0a0a0" stroked="f"/>
-        </w:pict>
-      </w:r>
-    </w:p>
-    <w:p>
-      <w:pPr>
-        <w:rPr>
-          <w:b/>
-          <w:bCs/>
-        </w:rPr>
-      </w:pPr>
-      <w:r>
-        <w:rPr>
-          <w:b/>
-          <w:bCs/>
-        </w:rPr>
-        <w:t>SELECTED SYSTEMS DELIVERY</w:t>
-      </w:r>
-    </w:p>
-    <w:p>
-      <w:pPr>
-        <w:pStyle w:val="NoSpacing"/>
-        <w:rPr>
-          <w:rFonts w:asciiTheme="majorHAnsi" w:hAnsiTheme="majorHAnsi"/>
-          <w:b/>
-          <w:bCs/>
-          <w:sz w:val="22"/>
-          <w:szCs w:val="22"/>
-        </w:rPr>
-      </w:pPr>
-      <w:r>
-        <w:rPr>
-          <w:rFonts w:asciiTheme="majorHAnsi" w:hAnsiTheme="majorHAnsi"/>
-          <w:b/>
-          <w:bCs/>
-          <w:sz w:val="22"/>
-          <w:szCs w:val="22"/>
-        </w:rPr>
-        <w:t>Real-Time Data Pipeline</w:t>
-      </w:r>
-    </w:p>
-    <w:p>
-      <w:pPr>
-        <w:pStyle w:val="NoSpacing"/>
-        <w:ind w:left="284" w:hanging="142"/>
-        <w:rPr>
-          <w:sz w:val="22"/>
-          <w:szCs w:val="22"/>
-        </w:rPr>
-      </w:pPr>
-      <w:r>
-        <w:rPr>
-          <w:sz w:val="22"/>
-          <w:szCs w:val="22"/>
-        </w:rPr>
-        <w:t xml:space="preserve">Designed ingestion and transformation pipelines for live sports data </w:t>
-      </w:r>
-    </w:p>
-    <w:p>
-      <w:pPr>
-        <w:pStyle w:val="NoSpacing"/>
-        <w:ind w:left="284" w:hanging="142"/>
-        <w:rPr>
-          <w:sz w:val="22"/>
-          <w:szCs w:val="22"/>
-        </w:rPr>
-      </w:pPr>
-      <w:r>
-        <w:rPr>
-          <w:sz w:val="22"/>
-          <w:szCs w:val="22"/>
-        </w:rPr>
-        <w:t xml:space="preserve">Normalised inconsistent upstream data into stable internal models </w:t>
-      </w:r>
-    </w:p>
-    <w:p>
-      <w:pPr>
-        <w:pStyle w:val="NoSpacing"/>
-        <w:ind w:left="284" w:hanging="142"/>
-        <w:rPr>
-          <w:sz w:val="22"/>
-          <w:szCs w:val="22"/>
-        </w:rPr>
-      </w:pPr>
-      <w:r>
-        <w:rPr>
-          <w:sz w:val="22"/>
-          <w:szCs w:val="22"/>
-        </w:rPr>
-        <w:t xml:space="preserve">Maintained system continuity under partial data failure </w:t>
-      </w:r>
-    </w:p>
-    <w:p>
-      <w:pPr>
-        <w:pStyle w:val="NoSpacing"/>
-        <w:rPr>
-          <w:sz w:val="22"/>
-          <w:szCs w:val="22"/>
-        </w:rPr>
-      </w:pPr>
-      <w:r>
-        <w:rPr>
-          <w:sz w:val="22"/>
-          <w:szCs w:val="22"/>
-        </w:rPr>
-        <w:pict w14:anchorId="008F6075">
-          <v:rect id="_x0000_i1424" style="width:0;height:1.5pt" o:hralign="center" o:hrstd="t" o:hr="t" fillcolor="#a0a0a0" stroked="f"/>
-        </w:pict>
-      </w:r>
-    </w:p>
-    <w:p>
-      <w:pPr>
-        <w:pStyle w:val="NoSpacing"/>
-        <w:rPr>
-          <w:rFonts w:asciiTheme="majorHAnsi" w:hAnsiTheme="majorHAnsi"/>
-          <w:b/>
-          <w:bCs/>
-          <w:sz w:val="22"/>
-          <w:szCs w:val="22"/>
-        </w:rPr>
-      </w:pPr>
-      <w:r>
-        <w:rPr>
-          <w:rFonts w:asciiTheme="majorHAnsi" w:hAnsiTheme="majorHAnsi"/>
-          <w:b/>
-          <w:bCs/>
-          <w:sz w:val="22"/>
-          <w:szCs w:val="22"/>
-        </w:rPr>
-        <w:t>Live Odds Integration System</w:t>
-      </w:r>
-    </w:p>
-    <w:p>
-      <w:pPr>
-        <w:pStyle w:val="NoSpacing"/>
-        <w:ind w:left="284" w:hanging="142"/>
-        <w:rPr>
-          <w:sz w:val="22"/>
-          <w:szCs w:val="22"/>
-        </w:rPr>
-      </w:pPr>
-      <w:r>
-        <w:rPr>
-          <w:sz w:val="22"/>
-          <w:szCs w:val="22"/>
-        </w:rPr>
-        <w:t xml:space="preserve">Built real-time integration with external providers </w:t>
-      </w:r>
-    </w:p>
-    <w:p>
-      <w:pPr>
-        <w:pStyle w:val="NoSpacing"/>
-        <w:ind w:left="284" w:hanging="142"/>
-        <w:rPr>
-          <w:sz w:val="22"/>
-          <w:szCs w:val="22"/>
-        </w:rPr>
-      </w:pPr>
-      <w:r>
-        <w:rPr>
-          <w:sz w:val="22"/>
-          <w:szCs w:val="22"/>
-        </w:rPr>
-        <w:t xml:space="preserve">Implemented validation and fallback handling to maintain broadcast stability </w:t>
-      </w:r>
-    </w:p>
-    <w:p>
-      <w:pPr>
-        <w:pStyle w:val="NoSpacing"/>
-        <w:ind w:left="284" w:hanging="142"/>
-        <w:rPr>
-          <w:sz w:val="22"/>
-          <w:szCs w:val="22"/>
-        </w:rPr>
-      </w:pPr>
-      <w:r>
-        <w:rPr>
-          <w:sz w:val="22"/>
-          <w:szCs w:val="22"/>
-        </w:rPr>
-        <w:t>Delivered software solution to drive broadcast graphics with live odds data</w:t>
-      </w:r>
-    </w:p>
-    <w:p>
-      <w:pPr>
-        <w:pStyle w:val="NoSpacing"/>
-        <w:rPr>
-          <w:sz w:val="22"/>
-          <w:szCs w:val="22"/>
-        </w:rPr>
-      </w:pPr>
-      <w:r>
-        <w:rPr>
-          <w:sz w:val="22"/>
-          <w:szCs w:val="22"/>
-        </w:rPr>
-        <w:pict w14:anchorId="17740834">
-          <v:rect id="_x0000_i1425" style="width:0;height:1.5pt" o:hralign="center" o:hrstd="t" o:hr="t" fillcolor="#a0a0a0" stroked="f"/>
-        </w:pict>
-      </w:r>
-    </w:p>
-    <w:p>
-      <w:pPr>
-        <w:pStyle w:val="NoSpacing"/>
-        <w:rPr>
-          <w:rFonts w:asciiTheme="majorHAnsi" w:hAnsiTheme="majorHAnsi"/>
-          <w:b/>
-          <w:bCs/>
-          <w:sz w:val="22"/>
-          <w:szCs w:val="22"/>
-        </w:rPr>
-      </w:pPr>
-      <w:r>
-        <w:rPr>
-          <w:rFonts w:asciiTheme="majorHAnsi" w:hAnsiTheme="majorHAnsi"/>
-          <w:b/>
-          <w:bCs/>
-          <w:sz w:val="22"/>
-          <w:szCs w:val="22"/>
-        </w:rPr>
-        <w:t>Event Processing Engine</w:t>
-      </w:r>
-    </w:p>
-    <w:p>
-      <w:pPr>
-        <w:pStyle w:val="NoSpacing"/>
-        <w:ind w:left="284" w:hanging="142"/>
-        <w:rPr>
-          <w:sz w:val="22"/>
-          <w:szCs w:val="22"/>
-        </w:rPr>
-      </w:pPr>
-      <w:r>
-        <w:rPr>
-          <w:sz w:val="22"/>
-          <w:szCs w:val="22"/>
-        </w:rPr>
-        <w:t xml:space="preserve">Engineered real-time event processing into structured timelines </w:t>
-      </w:r>
-    </w:p>
-    <w:p>
-      <w:pPr>
-        <w:pStyle w:val="NoSpacing"/>
-        <w:ind w:left="284" w:hanging="142"/>
-        <w:rPr>
-          <w:sz w:val="22"/>
-          <w:szCs w:val="22"/>
-        </w:rPr>
-      </w:pPr>
-      <w:r>
-        <w:rPr>
-          <w:sz w:val="22"/>
-          <w:szCs w:val="22"/>
-        </w:rPr>
-        <w:t xml:space="preserve">Managed state transitions including corrections and rollbacks </w:t>
-      </w:r>
-    </w:p>
-    <w:p>
-      <w:pPr>
-        <w:pStyle w:val="NoSpacing"/>
-        <w:ind w:left="284" w:hanging="142"/>
-        <w:rPr>
-          <w:sz w:val="22"/>
-          <w:szCs w:val="22"/>
-        </w:rPr>
-      </w:pPr>
-      <w:r>
-        <w:rPr>
-          <w:sz w:val="22"/>
-          <w:szCs w:val="22"/>
-        </w:rPr>
-        <w:t xml:space="preserve">Ensured strict data consistency under continuous updates </w:t>
-      </w:r>
-    </w:p>
-    <w:p>
-      <w:pPr>
-        <w:pStyle w:val="NoSpacing"/>
-        <w:rPr>
-          <w:sz w:val="22"/>
-          <w:szCs w:val="22"/>
-        </w:rPr>
-      </w:pPr>
-      <w:r>
-        <w:rPr>
-          <w:sz w:val="22"/>
-          <w:szCs w:val="22"/>
-        </w:rPr>
-        <w:pict w14:anchorId="596B5FFF">
-          <v:rect id="_x0000_i1426" style="width:0;height:1.5pt" o:hralign="center" o:hrstd="t" o:hr="t" fillcolor="#a0a0a0" stroked="f"/>
-        </w:pict>
-      </w:r>
-    </w:p>
-    <w:p>
-      <w:pPr>
-        <w:pStyle w:val="NoSpacing"/>
-        <w:rPr>
-          <w:rFonts w:asciiTheme="majorHAnsi" w:hAnsiTheme="majorHAnsi"/>
-          <w:b/>
-          <w:bCs/>
-          <w:sz w:val="22"/>
-          <w:szCs w:val="22"/>
-        </w:rPr>
-      </w:pPr>
-      <w:r>
-        <w:rPr>
-          <w:rFonts w:asciiTheme="majorHAnsi" w:hAnsiTheme="majorHAnsi"/>
-          <w:b/>
-          <w:bCs/>
-          <w:sz w:val="22"/>
-          <w:szCs w:val="22"/>
-        </w:rPr>
-        <w:t xml:space="preserve">Local AI / RAG System </w:t>
-      </w:r>
-      <w:r>
-        <w:rPr>
-          <w:rFonts w:asciiTheme="majorHAnsi" w:hAnsiTheme="majorHAnsi"/>
-          <w:b/>
-          <w:bCs/>
-          <w:i/>
-          <w:iCs/>
-          <w:sz w:val="22"/>
-          <w:szCs w:val="22"/>
-        </w:rPr>
-        <w:t>(Personal Project)</w:t>
-      </w:r>
-    </w:p>
-    <w:p>
-      <w:pPr>
-        <w:pStyle w:val="NoSpacing"/>
-        <w:ind w:left="284" w:hanging="142"/>
-        <w:rPr>
-          <w:sz w:val="22"/>
-          <w:szCs w:val="22"/>
-        </w:rPr>
-      </w:pPr>
-      <w:r>
-        <w:rPr>
-          <w:sz w:val="22"/>
-          <w:szCs w:val="22"/>
-        </w:rPr>
-        <w:t xml:space="preserve">Designed local retrieval-augmented system using .NET and LM Studio </w:t>
-      </w:r>
-    </w:p>
-    <w:p>
-      <w:pPr>
-        <w:pStyle w:val="NoSpacing"/>
-        <w:ind w:left="284" w:hanging="142"/>
-        <w:rPr>
-          <w:sz w:val="22"/>
-          <w:szCs w:val="22"/>
-        </w:rPr>
-      </w:pPr>
-      <w:r>
-        <w:rPr>
-          <w:sz w:val="22"/>
-          <w:szCs w:val="22"/>
-        </w:rPr>
-        <w:t xml:space="preserve">Built ingestion, indexing, and retrieval pipelines using embeddings </w:t>
-      </w:r>
-    </w:p>
-    <w:p>
-      <w:pPr>
-        <w:pStyle w:val="NoSpacing"/>
-        <w:ind w:left="284" w:hanging="142"/>
-        <w:rPr>
-          <w:sz w:val="22"/>
-          <w:szCs w:val="22"/>
-        </w:rPr>
-      </w:pPr>
-      <w:r>
-        <w:rPr>
-          <w:sz w:val="22"/>
-          <w:szCs w:val="22"/>
-        </w:rPr>
-        <w:t xml:space="preserve">Integrated local LLM inference into structured workflows </w:t>
-      </w:r>
-    </w:p>
-    <w:p>
-      <w:pPr>
-        <w:pStyle w:val="NoSpacing"/>
-        <w:rPr>
-          <w:sz w:val="20"/>
-          <w:szCs w:val="20"/>
-        </w:rPr>
-      </w:pPr>
-      <w:r>
-        <w:rPr>
-          <w:sz w:val="20"/>
-          <w:szCs w:val="20"/>
-        </w:rPr>
-        <w:pict w14:anchorId="074EAC51">
-          <v:rect id="_x0000_i1427" style="width:0;height:1.5pt" o:hralign="center" o:hrstd="t" o:hr="t" fillcolor="#a0a0a0" stroked="f"/>
-        </w:pict>
-      </w:r>
-    </w:p>
-    <w:p>
-      <w:pPr>
-        <w:rPr>
-          <w:b/>
-          <w:bCs/>
-        </w:rPr>
-      </w:pPr>
-      <w:r>
-        <w:rPr>
-          <w:b/>
-          <w:bCs/>
-        </w:rPr>
-        <w:t>EARLIER EXPERIENCE (FOUNDATION IN SYSTEMS &amp; DATA)</w:t>
-      </w:r>
-    </w:p>
-    <w:p>
-      <w:pPr>
-        <w:pStyle w:val="NoSpacing"/>
-        <w:rPr>
-          <w:rFonts w:asciiTheme="majorHAnsi" w:hAnsiTheme="majorHAnsi"/>
-          <w:b/>
-          <w:bCs/>
-        </w:rPr>
-      </w:pPr>
-      <w:r>
-        <w:rPr>
-          <w:rFonts w:asciiTheme="majorHAnsi" w:hAnsiTheme="majorHAnsi"/>
-          <w:b/>
-          <w:bCs/>
-        </w:rPr>
-        <w:t>IT Developer / Systems Support</w:t>
-      </w:r>
-    </w:p>
-    <w:p>
-      <w:pPr>
-        <w:pStyle w:val="NoSpacing"/>
-        <w:rPr>
-          <w:rFonts w:asciiTheme="majorHAnsi" w:hAnsiTheme="majorHAnsi"/>
-          <w:b/>
-          <w:bCs/>
-          <w:sz w:val="22"/>
-          <w:szCs w:val="22"/>
-        </w:rPr>
-      </w:pPr>
-      <w:r>
-        <w:rPr>
-          <w:rFonts w:asciiTheme="majorHAnsi" w:hAnsiTheme="majorHAnsi"/>
-          <w:b/>
-          <w:bCs/>
-          <w:sz w:val="22"/>
-          <w:szCs w:val="22"/>
-        </w:rPr>
-        <w:t xml:space="preserve">Abbey </w:t>
-      </w:r>
-      <w:proofErr w:type="spellStart"/>
-      <w:r>
-        <w:rPr>
-          <w:rFonts w:asciiTheme="majorHAnsi" w:hAnsiTheme="majorHAnsi"/>
-          <w:b/>
-          <w:bCs/>
-          <w:sz w:val="22"/>
-          <w:szCs w:val="22"/>
-        </w:rPr>
-        <w:t>Pynford</w:t>
-      </w:r>
-      <w:proofErr w:type="spellEnd"/>
-      <w:r>
-        <w:rPr>
-          <w:rFonts w:asciiTheme="majorHAnsi" w:hAnsiTheme="majorHAnsi"/>
-          <w:b/>
-          <w:bCs/>
-          <w:sz w:val="22"/>
-          <w:szCs w:val="22"/>
-        </w:rPr>
-        <w:t xml:space="preserve"> Services Ltd | 2011 – 2014</w:t>
+        <w:t xml:space="preserve">Identified opportunities for automation of manual data processes and ingestion workflows </w:t>
       </w:r>
     </w:p>
     <w:p>
@@ -1302,7 +1798,77 @@
           <w:sz w:val="22"/>
           <w:szCs w:val="22"/>
         </w:rPr>
-        <w:t xml:space="preserve">Managed end-to-end IT operations including hardware provisioning, domain setup, and user access management </w:t>
+        <w:t xml:space="preserve">Worked closely with </w:t>
+      </w:r>
+      <w:r>
+        <w:rPr>
+          <w:sz w:val="22"/>
+          <w:szCs w:val="22"/>
+        </w:rPr>
+        <w:t>appropriate</w:t>
+      </w:r>
+      <w:r>
+        <w:rPr>
+          <w:sz w:val="22"/>
+          <w:szCs w:val="22"/>
+        </w:rPr>
+        <w:t xml:space="preserve"> teams on data handling and system improvements </w:t>
+      </w:r>
+    </w:p>
+    <w:p>
+      <w:pPr>
+        <w:pStyle w:val="NoSpacing"/>
+        <w:rPr>
+          <w:sz w:val="22"/>
+          <w:szCs w:val="22"/>
+        </w:rPr>
+      </w:pPr>
+      <w:r>
+        <w:rPr>
+          <w:sz w:val="22"/>
+          <w:szCs w:val="22"/>
+        </w:rPr>
+        <w:pict w14:anchorId="4B9CF85A">
+          <v:rect id="_x0000_i1036" style="width:0;height:1.5pt" o:hralign="center" o:hrstd="t" o:hr="t" fillcolor="#a0a0a0" stroked="f"/>
+        </w:pict>
+      </w:r>
+    </w:p>
+    <w:p>
+      <w:pPr>
+        <w:pStyle w:val="NoSpacing"/>
+        <w:rPr>
+          <w:rFonts w:asciiTheme="majorHAnsi" w:hAnsiTheme="majorHAnsi"/>
+          <w:b/>
+          <w:bCs/>
+          <w:sz w:val="22"/>
+          <w:szCs w:val="22"/>
+        </w:rPr>
+      </w:pPr>
+      <w:r>
+        <w:rPr>
+          <w:rFonts w:asciiTheme="majorHAnsi" w:hAnsiTheme="majorHAnsi"/>
+          <w:b/>
+          <w:bCs/>
+        </w:rPr>
+        <w:t>Senior Database Administrator</w:t>
+      </w:r>
+      <w:r>
+        <w:rPr>
+          <w:rFonts w:asciiTheme="majorHAnsi" w:hAnsiTheme="majorHAnsi"/>
+          <w:b/>
+          <w:bCs/>
+        </w:rPr>
+        <w:t xml:space="preserve"> | </w:t>
+      </w:r>
+      <w:r>
+        <w:rPr>
+          <w:rFonts w:asciiTheme="majorHAnsi" w:hAnsiTheme="majorHAnsi"/>
+          <w:b/>
+          <w:bCs/>
+          <w:sz w:val="22"/>
+          <w:szCs w:val="22"/>
+        </w:rPr>
+        <w:t>NHS Professionals | 2007 – 2010</w:t>
       </w:r>
     </w:p>
     <w:p>
@@ -1323,7 +1889,7 @@
           <w:sz w:val="22"/>
           <w:szCs w:val="22"/>
         </w:rPr>
-        <w:t xml:space="preserve">Maintained servers, backups, and internal systems </w:t>
+        <w:t xml:space="preserve">Managed large-scale operational database containing 60,000+ staff records </w:t>
       </w:r>
     </w:p>
     <w:p>
@@ -1344,7 +1910,7 @@
           <w:sz w:val="22"/>
           <w:szCs w:val="22"/>
         </w:rPr>
-        <w:t xml:space="preserve">Delivered helpdesk support and troubleshooting across hardware and software </w:t>
+        <w:t xml:space="preserve">Maintained sensitive data including personal, regulatory, and compliance-related information </w:t>
       </w:r>
     </w:p>
     <w:p>
@@ -1365,7 +1931,7 @@
           <w:sz w:val="22"/>
           <w:szCs w:val="22"/>
         </w:rPr>
-        <w:t xml:space="preserve">Led office infrastructure setup during relocation, including cabling, server room setup, and network configuration </w:t>
+        <w:t xml:space="preserve">Supported onboarding of new clients through structured data ingestion processes </w:t>
       </w:r>
     </w:p>
     <w:p>
@@ -1386,77 +1952,7 @@
           <w:sz w:val="22"/>
           <w:szCs w:val="22"/>
         </w:rPr>
-        <w:t xml:space="preserve">Managed supplier contracts including telecoms and hardware procurement </w:t>
-      </w:r>
-    </w:p>
-    <w:p>
-      <w:pPr>
-        <w:pStyle w:val="NoSpacing"/>
-        <w:rPr>
-          <w:sz w:val="22"/>
-          <w:szCs w:val="22"/>
-        </w:rPr>
-      </w:pPr>
-      <w:r>
-        <w:rPr>
-          <w:sz w:val="22"/>
-          <w:szCs w:val="22"/>
-        </w:rPr>
-        <w:pict w14:anchorId="70356628">
-          <v:rect id="_x0000_i1428" style="width:0;height:1.5pt" o:hralign="center" o:hrstd="t" o:hr="t" fillcolor="#a0a0a0" stroked="f"/>
-        </w:pict>
-      </w:r>
-    </w:p>
-    <w:p>
-      <w:pPr>
-        <w:pStyle w:val="NoSpacing"/>
-        <w:rPr>
-          <w:rFonts w:asciiTheme="majorHAnsi" w:hAnsiTheme="majorHAnsi"/>
-          <w:b/>
-          <w:bCs/>
-        </w:rPr>
-      </w:pPr>
-      <w:r>
-        <w:rPr>
-          <w:rFonts w:asciiTheme="majorHAnsi" w:hAnsiTheme="majorHAnsi"/>
-          <w:b/>
-          <w:bCs/>
-        </w:rPr>
-        <w:t>Pricing &amp; Contracts Administrator (Data Systems Exposure)</w:t>
-      </w:r>
-    </w:p>
-    <w:p>
-      <w:pPr>
-        <w:pStyle w:val="NoSpacing"/>
-        <w:rPr>
-          <w:rFonts w:asciiTheme="majorHAnsi" w:hAnsiTheme="majorHAnsi"/>
-          <w:b/>
-          <w:bCs/>
-          <w:sz w:val="22"/>
-          <w:szCs w:val="22"/>
-        </w:rPr>
-      </w:pPr>
-      <w:proofErr w:type="spellStart"/>
-      <w:r>
-        <w:rPr>
-          <w:rFonts w:asciiTheme="majorHAnsi" w:hAnsiTheme="majorHAnsi"/>
-          <w:b/>
-          <w:bCs/>
-          <w:sz w:val="22"/>
-          <w:szCs w:val="22"/>
-        </w:rPr>
-        <w:t>Tuskerdirect</w:t>
-      </w:r>
-      <w:proofErr w:type="spellEnd"/>
-      <w:r>
-        <w:rPr>
-          <w:rFonts w:asciiTheme="majorHAnsi" w:hAnsiTheme="majorHAnsi"/>
-          <w:b/>
-          <w:bCs/>
-          <w:sz w:val="22"/>
-          <w:szCs w:val="22"/>
-        </w:rPr>
-        <w:t xml:space="preserve"> Ltd | 2010 – 2011</w:t>
+        <w:t xml:space="preserve">Participated in system testing and release validation alongside IT teams </w:t>
       </w:r>
     </w:p>
     <w:p>
@@ -1477,7 +1973,28 @@
           <w:sz w:val="22"/>
           <w:szCs w:val="22"/>
         </w:rPr>
-        <w:t xml:space="preserve">Maintained and updated contract and pricing data systems </w:t>
+        <w:t xml:space="preserve">Provided technical support and training to internal </w:t>
+      </w:r>
+      <w:r>
+        <w:rPr>
+          <w:sz w:val="22"/>
+          <w:szCs w:val="22"/>
+        </w:rPr>
+        <w:t>operators</w:t>
+      </w:r>
+      <w:r>
+        <w:rPr>
+          <w:sz w:val="22"/>
+          <w:szCs w:val="22"/>
+        </w:rPr>
+        <w:t xml:space="preserve"> </w:t>
+      </w:r>
+      <w:r>
+        <w:rPr>
+          <w:sz w:val="22"/>
+          <w:szCs w:val="22"/>
+        </w:rPr>
+        <w:t>as well as external end users</w:t>
       </w:r>
     </w:p>
     <w:p>
@@ -1498,7 +2015,64 @@
           <w:sz w:val="22"/>
           <w:szCs w:val="22"/>
         </w:rPr>
-        <w:t xml:space="preserve">Identified opportunities for automation of manual data processes and ingestion workflows </w:t>
+        <w:t>Handled sensitive, compliance-critical data at scale, ensuring accuracy and integrity across operational systems</w:t>
+      </w:r>
+    </w:p>
+    <w:p>
+      <w:pPr>
+        <w:pStyle w:val="NoSpacing"/>
+        <w:rPr>
+          <w:sz w:val="22"/>
+          <w:szCs w:val="22"/>
+        </w:rPr>
+      </w:pPr>
+    </w:p>
+    <w:p>
+      <w:pPr>
+        <w:pStyle w:val="NoSpacing"/>
+        <w:rPr>
+          <w:sz w:val="20"/>
+          <w:szCs w:val="20"/>
+        </w:rPr>
+      </w:pPr>
+      <w:r>
+        <w:rPr>
+          <w:sz w:val="20"/>
+          <w:szCs w:val="20"/>
+        </w:rPr>
+        <w:pict w14:anchorId="5FF07D38">
+          <v:rect id="_x0000_i1037" style="width:0;height:1.5pt" o:hralign="center" o:hrstd="t" o:hr="t" fillcolor="#a0a0a0" stroked="f"/>
+        </w:pict>
+      </w:r>
+    </w:p>
+    <w:p>
+      <w:pPr>
+        <w:pStyle w:val="NoSpacing"/>
+        <w:rPr>
+          <w:b/>
+          <w:bCs/>
+        </w:rPr>
+      </w:pPr>
+      <w:r>
+        <w:rPr>
+          <w:b/>
+          <w:bCs/>
+        </w:rPr>
+        <w:t xml:space="preserve">ADDITIONAL </w:t>
+      </w:r>
+      <w:r>
+        <w:rPr>
+          <w:b/>
+          <w:bCs/>
+        </w:rPr>
+        <w:t>SYSTEMS</w:t>
+      </w:r>
+      <w:r>
+        <w:rPr>
+          <w:b/>
+          <w:bCs/>
+        </w:rPr>
+        <w:t xml:space="preserve"> EXPERIENCE</w:t>
       </w:r>
     </w:p>
     <w:p>
@@ -1519,65 +2093,7 @@
           <w:sz w:val="22"/>
           <w:szCs w:val="22"/>
         </w:rPr>
-        <w:t xml:space="preserve">Worked closely with development teams on data handling and system improvements </w:t>
-      </w:r>
-    </w:p>
-    <w:p>
-      <w:pPr>
-        <w:pStyle w:val="NoSpacing"/>
-        <w:rPr>
-          <w:sz w:val="22"/>
-          <w:szCs w:val="22"/>
-        </w:rPr>
-      </w:pPr>
-      <w:r>
-        <w:rPr>
-          <w:sz w:val="22"/>
-          <w:szCs w:val="22"/>
-        </w:rPr>
-        <w:pict w14:anchorId="4B9CF85A">
-          <v:rect id="_x0000_i1429" style="width:0;height:1.5pt" o:hralign="center" o:hrstd="t" o:hr="t" fillcolor="#a0a0a0" stroked="f"/>
-        </w:pict>
-      </w:r>
-    </w:p>
-    <w:p>
-      <w:pPr>
-        <w:pStyle w:val="NoSpacing"/>
-        <w:rPr>
-          <w:rFonts w:asciiTheme="majorHAnsi" w:hAnsiTheme="majorHAnsi"/>
-          <w:b/>
-          <w:bCs/>
-        </w:rPr>
-      </w:pPr>
-      <w:r>
-        <w:rPr>
-          <w:rFonts w:asciiTheme="majorHAnsi" w:hAnsiTheme="majorHAnsi"/>
-          <w:b/>
-          <w:bCs/>
-        </w:rPr>
-        <w:t>Senior Database Administrator</w:t>
-      </w:r>
-    </w:p>
-    <w:p>
-      <w:pPr>
-        <w:pStyle w:val="NoSpacing"/>
-        <w:rPr>
-          <w:rFonts w:asciiTheme="majorHAnsi" w:hAnsiTheme="majorHAnsi"/>
-          <w:b/>
-          <w:bCs/>
-          <w:sz w:val="22"/>
-          <w:szCs w:val="22"/>
-        </w:rPr>
-      </w:pPr>
-      <w:r>
-        <w:rPr>
-          <w:rFonts w:asciiTheme="majorHAnsi" w:hAnsiTheme="majorHAnsi"/>
-          <w:b/>
-          <w:bCs/>
-          <w:sz w:val="22"/>
-          <w:szCs w:val="22"/>
-        </w:rPr>
-        <w:t>NHS Professionals | 2007 – 2010</w:t>
+        <w:t xml:space="preserve">Built and maintained custom PC systems, strengthening understanding of performance and reliability </w:t>
       </w:r>
     </w:p>
     <w:p>
@@ -1598,7 +2114,7 @@
           <w:sz w:val="22"/>
           <w:szCs w:val="22"/>
         </w:rPr>
-        <w:t xml:space="preserve">Managed large-scale operational database containing 60,000+ staff records </w:t>
+        <w:t xml:space="preserve">Developed and tuned 3D printer systems (RepRap), including firmware and hardware diagnostics </w:t>
       </w:r>
     </w:p>
     <w:p>
@@ -1619,91 +2135,160 @@
           <w:sz w:val="22"/>
           <w:szCs w:val="22"/>
         </w:rPr>
-        <w:t xml:space="preserve">Maintained sensitive data including personal, regulatory, and compliance-related information </w:t>
-      </w:r>
-    </w:p>
-    <w:p>
-      <w:pPr>
-        <w:pStyle w:val="NoSpacing"/>
-        <w:numPr>
-          <w:ilvl w:val="0"/>
-          <w:numId w:val="29"/>
-        </w:numPr>
-        <w:ind w:left="284" w:hanging="284"/>
-        <w:rPr>
-          <w:sz w:val="22"/>
-          <w:szCs w:val="22"/>
-        </w:rPr>
-      </w:pPr>
-      <w:r>
-        <w:rPr>
-          <w:sz w:val="22"/>
-          <w:szCs w:val="22"/>
-        </w:rPr>
-        <w:t xml:space="preserve">Supported onboarding of new clients through structured data ingestion processes </w:t>
-      </w:r>
-    </w:p>
-    <w:p>
-      <w:pPr>
-        <w:pStyle w:val="NoSpacing"/>
-        <w:numPr>
-          <w:ilvl w:val="0"/>
-          <w:numId w:val="29"/>
-        </w:numPr>
-        <w:ind w:left="284" w:hanging="284"/>
-        <w:rPr>
-          <w:sz w:val="22"/>
-          <w:szCs w:val="22"/>
-        </w:rPr>
-      </w:pPr>
-      <w:r>
-        <w:rPr>
-          <w:sz w:val="22"/>
-          <w:szCs w:val="22"/>
-        </w:rPr>
-        <w:t xml:space="preserve">Participated in system testing and release validation alongside IT teams </w:t>
-      </w:r>
-    </w:p>
-    <w:p>
-      <w:pPr>
-        <w:pStyle w:val="NoSpacing"/>
-        <w:numPr>
-          <w:ilvl w:val="0"/>
-          <w:numId w:val="29"/>
-        </w:numPr>
-        <w:ind w:left="284" w:hanging="284"/>
-        <w:rPr>
-          <w:sz w:val="22"/>
-          <w:szCs w:val="22"/>
-        </w:rPr>
-      </w:pPr>
-      <w:r>
-        <w:rPr>
-          <w:sz w:val="22"/>
-          <w:szCs w:val="22"/>
-        </w:rPr>
-        <w:t xml:space="preserve">Provided technical support and training to internal </w:t>
-      </w:r>
-      <w:r>
-        <w:rPr>
-          <w:sz w:val="22"/>
-          <w:szCs w:val="22"/>
-        </w:rPr>
-        <w:t>operators</w:t>
-      </w:r>
-      <w:r>
-        <w:rPr>
-          <w:sz w:val="22"/>
-          <w:szCs w:val="22"/>
-        </w:rPr>
-        <w:t xml:space="preserve"> </w:t>
-      </w:r>
-      <w:r>
-        <w:rPr>
-          <w:sz w:val="22"/>
-          <w:szCs w:val="22"/>
-        </w:rPr>
-        <w:t>as well as external end users</w:t>
+        <w:t xml:space="preserve">Strong cross-layer debugging capability across hardware, software, and runtime </w:t>
+      </w:r>
+    </w:p>
+    <w:p>
+      <w:pPr>
+        <w:pStyle w:val="NoSpacing"/>
+        <w:rPr>
+          <w:sz w:val="22"/>
+          <w:szCs w:val="22"/>
+        </w:rPr>
+      </w:pPr>
+    </w:p>
+    <w:p>
+      <w:pPr>
+        <w:pStyle w:val="NoSpacing"/>
+        <w:rPr>
+          <w:sz w:val="22"/>
+          <w:szCs w:val="22"/>
+        </w:rPr>
+      </w:pPr>
+      <w:r>
+        <w:rPr>
+          <w:sz w:val="22"/>
+          <w:szCs w:val="22"/>
+        </w:rPr>
+        <w:pict w14:anchorId="2800B618">
+          <v:rect id="_x0000_i1038" style="width:0;height:1.5pt" o:hralign="center" o:hrstd="t" o:hr="t" fillcolor="#a0a0a0" stroked="f"/>
+        </w:pict>
+      </w:r>
+    </w:p>
+    <w:p>
+      <w:pPr>
+        <w:rPr>
+          <w:b/>
+          <w:bCs/>
+        </w:rPr>
+      </w:pPr>
+      <w:r>
+        <w:rPr>
+          <w:b/>
+          <w:bCs/>
+        </w:rPr>
+        <w:t>CONTRACT POSITIONING</w:t>
+      </w:r>
+    </w:p>
+    <w:p>
+      <w:pPr>
+        <w:pStyle w:val="NoSpacing"/>
+        <w:rPr>
+          <w:sz w:val="22"/>
+          <w:szCs w:val="22"/>
+        </w:rPr>
+      </w:pPr>
+      <w:r>
+        <w:rPr>
+          <w:sz w:val="22"/>
+          <w:szCs w:val="22"/>
+        </w:rPr>
+        <w:t>Real-time systems engineer specialising in low-latency, high-reliability environments where system failure has immediate user-facing impact.</w:t>
+      </w:r>
+    </w:p>
+    <w:p>
+      <w:pPr>
+        <w:pStyle w:val="NoSpacing"/>
+        <w:rPr>
+          <w:i/>
+          <w:iCs/>
+          <w:sz w:val="22"/>
+          <w:szCs w:val="22"/>
+        </w:rPr>
+      </w:pPr>
+    </w:p>
+    <w:p>
+      <w:pPr>
+        <w:pStyle w:val="NoSpacing"/>
+        <w:rPr>
+          <w:i/>
+          <w:iCs/>
+          <w:sz w:val="22"/>
+          <w:szCs w:val="22"/>
+        </w:rPr>
+      </w:pPr>
+      <w:r>
+        <w:rPr>
+          <w:i/>
+          <w:iCs/>
+          <w:sz w:val="22"/>
+          <w:szCs w:val="22"/>
+        </w:rPr>
+        <w:t>Applicable to:</w:t>
+      </w:r>
+    </w:p>
+    <w:p>
+      <w:pPr>
+        <w:pStyle w:val="NoSpacing"/>
+        <w:rPr>
+          <w:sz w:val="22"/>
+          <w:szCs w:val="22"/>
+        </w:rPr>
+      </w:pPr>
+      <w:r>
+        <w:rPr>
+          <w:sz w:val="22"/>
+          <w:szCs w:val="22"/>
+        </w:rPr>
+        <w:t xml:space="preserve">Trading and financial systems </w:t>
+      </w:r>
+    </w:p>
+    <w:p>
+      <w:pPr>
+        <w:pStyle w:val="NoSpacing"/>
+        <w:rPr>
+          <w:sz w:val="22"/>
+          <w:szCs w:val="22"/>
+        </w:rPr>
+      </w:pPr>
+      <w:r>
+        <w:rPr>
+          <w:sz w:val="22"/>
+          <w:szCs w:val="22"/>
+        </w:rPr>
+        <w:t xml:space="preserve">Real-time analytics platforms </w:t>
+      </w:r>
+    </w:p>
+    <w:p>
+      <w:pPr>
+        <w:pStyle w:val="NoSpacing"/>
+        <w:rPr>
+          <w:sz w:val="22"/>
+          <w:szCs w:val="22"/>
+        </w:rPr>
+      </w:pPr>
+      <w:r>
+        <w:rPr>
+          <w:sz w:val="22"/>
+          <w:szCs w:val="22"/>
+        </w:rPr>
+        <w:t xml:space="preserve">Data ingestion and processing systems </w:t>
+      </w:r>
+    </w:p>
+    <w:p>
+      <w:pPr>
+        <w:pStyle w:val="NoSpacing"/>
+        <w:rPr>
+          <w:sz w:val="22"/>
+          <w:szCs w:val="22"/>
+        </w:rPr>
+      </w:pPr>
+      <w:r>
+        <w:rPr>
+          <w:sz w:val="22"/>
+          <w:szCs w:val="22"/>
+        </w:rPr>
+        <w:t>Broadcast and media technology</w:t>
       </w:r>
     </w:p>
     <w:p>
@@ -1714,266 +2299,10 @@
           <w:szCs w:val="20"/>
         </w:rPr>
       </w:pPr>
-      <w:r>
-        <w:rPr>
-          <w:sz w:val="20"/>
-          <w:szCs w:val="20"/>
-        </w:rPr>
-        <w:pict w14:anchorId="5FF07D38">
-          <v:rect id="_x0000_i1430" style="width:0;height:1.5pt" o:hralign="center" o:hrstd="t" o:hr="t" fillcolor="#a0a0a0" stroked="f"/>
-        </w:pict>
-      </w:r>
-    </w:p>
-    <w:p>
-      <w:pPr>
-        <w:pStyle w:val="NoSpacing"/>
-        <w:rPr>
-          <w:b/>
-          <w:bCs/>
-        </w:rPr>
-      </w:pPr>
-      <w:r>
-        <w:rPr>
-          <w:b/>
-          <w:bCs/>
-        </w:rPr>
-        <w:t xml:space="preserve">ADDITIONAL </w:t>
-      </w:r>
-      <w:r>
-        <w:rPr>
-          <w:b/>
-          <w:bCs/>
-        </w:rPr>
-        <w:t>SYSTEMS</w:t>
-      </w:r>
-      <w:r>
-        <w:rPr>
-          <w:b/>
-          <w:bCs/>
-        </w:rPr>
-        <w:t xml:space="preserve"> EXPERIENCE</w:t>
-      </w:r>
-    </w:p>
-    <w:p>
-      <w:pPr>
-        <w:pStyle w:val="NoSpacing"/>
-        <w:numPr>
-          <w:ilvl w:val="0"/>
-          <w:numId w:val="29"/>
-        </w:numPr>
-        <w:ind w:left="284" w:hanging="284"/>
-        <w:rPr>
-          <w:sz w:val="22"/>
-          <w:szCs w:val="22"/>
-        </w:rPr>
-      </w:pPr>
-      <w:r>
-        <w:rPr>
-          <w:sz w:val="22"/>
-          <w:szCs w:val="22"/>
-        </w:rPr>
-        <w:t xml:space="preserve">Built and maintained custom PC systems, strengthening understanding of performance and reliability </w:t>
-      </w:r>
-    </w:p>
-    <w:p>
-      <w:pPr>
-        <w:pStyle w:val="NoSpacing"/>
-        <w:numPr>
-          <w:ilvl w:val="0"/>
-          <w:numId w:val="29"/>
-        </w:numPr>
-        <w:ind w:left="284" w:hanging="284"/>
-        <w:rPr>
-          <w:sz w:val="22"/>
-          <w:szCs w:val="22"/>
-        </w:rPr>
-      </w:pPr>
-      <w:r>
-        <w:rPr>
-          <w:sz w:val="22"/>
-          <w:szCs w:val="22"/>
-        </w:rPr>
-        <w:t xml:space="preserve">Developed and tuned 3D printer systems (RepRap), including firmware and hardware diagnostics </w:t>
-      </w:r>
-    </w:p>
-    <w:p>
-      <w:pPr>
-        <w:pStyle w:val="NoSpacing"/>
-        <w:numPr>
-          <w:ilvl w:val="0"/>
-          <w:numId w:val="29"/>
-        </w:numPr>
-        <w:ind w:left="284" w:hanging="284"/>
-        <w:rPr>
-          <w:sz w:val="22"/>
-          <w:szCs w:val="22"/>
-        </w:rPr>
-      </w:pPr>
-      <w:r>
-        <w:rPr>
-          <w:sz w:val="22"/>
-          <w:szCs w:val="22"/>
-        </w:rPr>
-        <w:t xml:space="preserve">Strong cross-layer debugging capability across hardware, software, and runtime </w:t>
-      </w:r>
-    </w:p>
-    <w:p>
-      <w:pPr>
-        <w:pStyle w:val="NoSpacing"/>
-        <w:rPr>
-          <w:sz w:val="22"/>
-          <w:szCs w:val="22"/>
-        </w:rPr>
-      </w:pPr>
-      <w:r>
-        <w:rPr>
-          <w:sz w:val="22"/>
-          <w:szCs w:val="22"/>
-        </w:rPr>
-        <w:lastRenderedPageBreak/>
-        <w:pict w14:anchorId="2800B618">
-          <v:rect id="_x0000_i1431" style="width:0;height:1.5pt" o:hralign="center" o:hrstd="t" o:hr="t" fillcolor="#a0a0a0" stroked="f"/>
-        </w:pict>
-      </w:r>
-    </w:p>
-    <w:p>
-      <w:pPr>
-        <w:rPr>
-          <w:b/>
-          <w:bCs/>
-        </w:rPr>
-      </w:pPr>
-      <w:r>
-        <w:rPr>
-          <w:b/>
-          <w:bCs/>
-        </w:rPr>
-        <w:t>CONTRACT POSITIONING</w:t>
-      </w:r>
-    </w:p>
-    <w:p>
-      <w:pPr>
-        <w:pStyle w:val="NoSpacing"/>
-        <w:rPr>
-          <w:sz w:val="22"/>
-          <w:szCs w:val="22"/>
-        </w:rPr>
-      </w:pPr>
-      <w:r>
-        <w:rPr>
-          <w:sz w:val="22"/>
-          <w:szCs w:val="22"/>
-        </w:rPr>
-        <w:t>Real-time systems engineer operating in environments where latency, data integrity, and reliability are critical, and system failure is not an option.</w:t>
-      </w:r>
-    </w:p>
-    <w:p>
-      <w:pPr>
-        <w:pStyle w:val="NoSpacing"/>
-        <w:rPr>
-          <w:i/>
-          <w:iCs/>
-          <w:sz w:val="22"/>
-          <w:szCs w:val="22"/>
-        </w:rPr>
-      </w:pPr>
-    </w:p>
-    <w:p>
-      <w:pPr>
-        <w:pStyle w:val="NoSpacing"/>
-        <w:rPr>
-          <w:i/>
-          <w:iCs/>
-          <w:sz w:val="22"/>
-          <w:szCs w:val="22"/>
-        </w:rPr>
-      </w:pPr>
-      <w:r>
-        <w:rPr>
-          <w:i/>
-          <w:iCs/>
-          <w:sz w:val="22"/>
-          <w:szCs w:val="22"/>
-        </w:rPr>
-        <w:t>Applicable to:</w:t>
-      </w:r>
-    </w:p>
-    <w:p>
-      <w:pPr>
-        <w:pStyle w:val="NoSpacing"/>
-        <w:rPr>
-          <w:sz w:val="22"/>
-          <w:szCs w:val="22"/>
-        </w:rPr>
-      </w:pPr>
-      <w:r>
-        <w:rPr>
-          <w:sz w:val="22"/>
-          <w:szCs w:val="22"/>
-        </w:rPr>
-        <w:t xml:space="preserve">Trading and financial systems </w:t>
-      </w:r>
-    </w:p>
-    <w:p>
-      <w:pPr>
-        <w:pStyle w:val="NoSpacing"/>
-        <w:rPr>
-          <w:sz w:val="22"/>
-          <w:szCs w:val="22"/>
-        </w:rPr>
-      </w:pPr>
-      <w:r>
-        <w:rPr>
-          <w:sz w:val="22"/>
-          <w:szCs w:val="22"/>
-        </w:rPr>
-        <w:t xml:space="preserve">Real-time analytics platforms </w:t>
-      </w:r>
-    </w:p>
-    <w:p>
-      <w:pPr>
-        <w:pStyle w:val="NoSpacing"/>
-        <w:rPr>
-          <w:sz w:val="22"/>
-          <w:szCs w:val="22"/>
-        </w:rPr>
-      </w:pPr>
-      <w:r>
-        <w:rPr>
-          <w:sz w:val="22"/>
-          <w:szCs w:val="22"/>
-        </w:rPr>
-        <w:t xml:space="preserve">Data ingestion and processing systems </w:t>
-      </w:r>
-    </w:p>
-    <w:p>
-      <w:pPr>
-        <w:pStyle w:val="NoSpacing"/>
-        <w:rPr>
-          <w:sz w:val="22"/>
-          <w:szCs w:val="22"/>
-        </w:rPr>
-      </w:pPr>
-      <w:r>
-        <w:rPr>
-          <w:sz w:val="22"/>
-          <w:szCs w:val="22"/>
-        </w:rPr>
-        <w:t>Broadcast and media technology</w:t>
-      </w:r>
-    </w:p>
-    <w:p>
-      <w:pPr>
-        <w:pStyle w:val="NoSpacing"/>
-        <w:rPr>
-          <w:sz w:val="20"/>
-          <w:szCs w:val="20"/>
-        </w:rPr>
-      </w:pPr>
     </w:p>
     <w:sectPr>
       <w:pgSz w:w="11906" w:h="16838"/>
-      <w:pgMar w:top="567" w:right="1440" w:bottom="1276" w:left="1440" w:header="708" w:footer="708" w:gutter="0"/>
+      <w:pgMar w:top="568" w:right="991" w:bottom="568" w:left="993" w:header="708" w:footer="708" w:gutter="0"/>
       <w:cols w:space="708"/>
       <w:docGrid w:linePitch="360"/>
     </w:sectPr>
@@ -3700,6 +4029,119 @@
     </w:lvl>
   </w:abstractNum>
   <w:abstractNum w:abstractNumId="12" w15:restartNumberingAfterBreak="0">
+    <w:nsid w:val="362035F7"/>
+    <w:multiLevelType w:val="hybridMultilevel"/>
+    <w:tmpl w:val="F38C04B2"/>
+    <w:lvl w:ilvl="0" w:tplc="08090009">
+      <w:start w:val="1"/>
+      <w:numFmt w:val="bullet"/>
+      <w:lvlText w:val=""/>
+      <w:lvlJc w:val="left"/>
+      <w:pPr>
+        <w:ind w:left="720" w:hanging="360"/>
+      </w:pPr>
+      <w:rPr>
+        <w:rFonts w:ascii="Wingdings" w:hAnsi="Wingdings" w:hint="default"/>
+      </w:rPr>
+    </w:lvl>
+    <w:lvl w:ilvl="1" w:tplc="08090003" w:tentative="1">
+      <w:start w:val="1"/>
+      <w:numFmt w:val="bullet"/>
+      <w:lvlText w:val="o"/>
+      <w:lvlJc w:val="left"/>
+      <w:pPr>
+        <w:ind w:left="1440" w:hanging="360"/>
+      </w:pPr>
+      <w:rPr>
+        <w:rFonts w:ascii="Courier New" w:hAnsi="Courier New" w:cs="Courier New" w:hint="default"/>
+      </w:rPr>
+    </w:lvl>
+    <w:lvl w:ilvl="2" w:tplc="08090005" w:tentative="1">
+      <w:start w:val="1"/>
+      <w:numFmt w:val="bullet"/>
+      <w:lvlText w:val=""/>
+      <w:lvlJc w:val="left"/>
+      <w:pPr>
+        <w:ind w:left="2160" w:hanging="360"/>
+      </w:pPr>
+      <w:rPr>
+        <w:rFonts w:ascii="Wingdings" w:hAnsi="Wingdings" w:hint="default"/>
+      </w:rPr>
+    </w:lvl>
+    <w:lvl w:ilvl="3" w:tplc="08090001" w:tentative="1">
+      <w:start w:val="1"/>
+      <w:numFmt w:val="bullet"/>
+      <w:lvlText w:val=""/>
+      <w:lvlJc w:val="left"/>
+      <w:pPr>
+        <w:ind w:left="2880" w:hanging="360"/>
+      </w:pPr>
+      <w:rPr>
+        <w:rFonts w:ascii="Symbol" w:hAnsi="Symbol" w:hint="default"/>
+      </w:rPr>
+    </w:lvl>
+    <w:lvl w:ilvl="4" w:tplc="08090003" w:tentative="1">
+      <w:start w:val="1"/>
+      <w:numFmt w:val="bullet"/>
+      <w:lvlText w:val="o"/>
+      <w:lvlJc w:val="left"/>
+      <w:pPr>
+        <w:ind w:left="3600" w:hanging="360"/>
+      </w:pPr>
+      <w:rPr>
+        <w:rFonts w:ascii="Courier New" w:hAnsi="Courier New" w:cs="Courier New" w:hint="default"/>
+      </w:rPr>
+    </w:lvl>
+    <w:lvl w:ilvl="5" w:tplc="08090005" w:tentative="1">
+      <w:start w:val="1"/>
+      <w:numFmt w:val="bullet"/>
+      <w:lvlText w:val=""/>
+      <w:lvlJc w:val="left"/>
+      <w:pPr>
+        <w:ind w:left="4320" w:hanging="360"/>
+      </w:pPr>
+      <w:rPr>
+        <w:rFonts w:ascii="Wingdings" w:hAnsi="Wingdings" w:hint="default"/>
+      </w:rPr>
+    </w:lvl>
+    <w:lvl w:ilvl="6" w:tplc="08090001" w:tentative="1">
+      <w:start w:val="1"/>
+      <w:numFmt w:val="bullet"/>
+      <w:lvlText w:val=""/>
+      <w:lvlJc w:val="left"/>
+      <w:pPr>
+        <w:ind w:left="5040" w:hanging="360"/>
+      </w:pPr>
+      <w:rPr>
+        <w:rFonts w:ascii="Symbol" w:hAnsi="Symbol" w:hint="default"/>
+      </w:rPr>
+    </w:lvl>
+    <w:lvl w:ilvl="7" w:tplc="08090003" w:tentative="1">
+      <w:start w:val="1"/>
+      <w:numFmt w:val="bullet"/>
+      <w:lvlText w:val="o"/>
+      <w:lvlJc w:val="left"/>
+      <w:pPr>
+        <w:ind w:left="5760" w:hanging="360"/>
+      </w:pPr>
+      <w:rPr>
+        <w:rFonts w:ascii="Courier New" w:hAnsi="Courier New" w:cs="Courier New" w:hint="default"/>
+      </w:rPr>
+    </w:lvl>
+    <w:lvl w:ilvl="8" w:tplc="08090005" w:tentative="1">
+      <w:start w:val="1"/>
+      <w:numFmt w:val="bullet"/>
+      <w:lvlText w:val=""/>
+      <w:lvlJc w:val="left"/>
+      <w:pPr>
+        <w:ind w:left="6480" w:hanging="360"/>
+      </w:pPr>
+      <w:rPr>
+        <w:rFonts w:ascii="Wingdings" w:hAnsi="Wingdings" w:hint="default"/>
+      </w:rPr>
+    </w:lvl>
+  </w:abstractNum>
+  <w:abstractNum w:abstractNumId="13" w15:restartNumberingAfterBreak="0">
     <w:nsid w:val="36F337B3"/>
     <w:multiLevelType w:val="multilevel"/>
     <w:tmpl w:val="25B03A4C"/>
@@ -3848,7 +4290,7 @@
       </w:rPr>
     </w:lvl>
   </w:abstractNum>
-  <w:abstractNum w:abstractNumId="13" w15:restartNumberingAfterBreak="0">
+  <w:abstractNum w:abstractNumId="14" w15:restartNumberingAfterBreak="0">
     <w:nsid w:val="37DE7943"/>
     <w:multiLevelType w:val="hybridMultilevel"/>
     <w:tmpl w:val="AEB4C03A"/>
@@ -3961,7 +4403,7 @@
       </w:rPr>
     </w:lvl>
   </w:abstractNum>
-  <w:abstractNum w:abstractNumId="14" w15:restartNumberingAfterBreak="0">
+  <w:abstractNum w:abstractNumId="15" w15:restartNumberingAfterBreak="0">
     <w:nsid w:val="39BB7582"/>
     <w:multiLevelType w:val="multilevel"/>
     <w:tmpl w:val="959E7880"/>
@@ -4110,7 +4552,7 @@
       </w:rPr>
     </w:lvl>
   </w:abstractNum>
-  <w:abstractNum w:abstractNumId="15" w15:restartNumberingAfterBreak="0">
+  <w:abstractNum w:abstractNumId="16" w15:restartNumberingAfterBreak="0">
     <w:nsid w:val="4887355A"/>
     <w:multiLevelType w:val="multilevel"/>
     <w:tmpl w:val="E1AE5AA0"/>
@@ -4259,7 +4701,7 @@
       </w:rPr>
     </w:lvl>
   </w:abstractNum>
-  <w:abstractNum w:abstractNumId="16" w15:restartNumberingAfterBreak="0">
+  <w:abstractNum w:abstractNumId="17" w15:restartNumberingAfterBreak="0">
     <w:nsid w:val="4C745003"/>
     <w:multiLevelType w:val="multilevel"/>
     <w:tmpl w:val="B01EDF96"/>
@@ -4408,7 +4850,7 @@
       </w:rPr>
     </w:lvl>
   </w:abstractNum>
-  <w:abstractNum w:abstractNumId="17" w15:restartNumberingAfterBreak="0">
+  <w:abstractNum w:abstractNumId="18" w15:restartNumberingAfterBreak="0">
     <w:nsid w:val="54602E6F"/>
     <w:multiLevelType w:val="multilevel"/>
     <w:tmpl w:val="2FC879B4"/>
@@ -4557,7 +4999,7 @@
       </w:rPr>
     </w:lvl>
   </w:abstractNum>
-  <w:abstractNum w:abstractNumId="18" w15:restartNumberingAfterBreak="0">
+  <w:abstractNum w:abstractNumId="19" w15:restartNumberingAfterBreak="0">
     <w:nsid w:val="59D869D7"/>
     <w:multiLevelType w:val="multilevel"/>
     <w:tmpl w:val="514C28D6"/>
@@ -4706,7 +5148,7 @@
       </w:rPr>
     </w:lvl>
   </w:abstractNum>
-  <w:abstractNum w:abstractNumId="19" w15:restartNumberingAfterBreak="0">
+  <w:abstractNum w:abstractNumId="20" w15:restartNumberingAfterBreak="0">
     <w:nsid w:val="5DAC6A19"/>
     <w:multiLevelType w:val="multilevel"/>
     <w:tmpl w:val="3A928230"/>
@@ -4855,7 +5297,7 @@
       </w:rPr>
     </w:lvl>
   </w:abstractNum>
-  <w:abstractNum w:abstractNumId="20" w15:restartNumberingAfterBreak="0">
+  <w:abstractNum w:abstractNumId="21" w15:restartNumberingAfterBreak="0">
     <w:nsid w:val="5EAD4DFC"/>
     <w:multiLevelType w:val="multilevel"/>
     <w:tmpl w:val="00228F02"/>
@@ -5004,7 +5446,7 @@
       </w:rPr>
     </w:lvl>
   </w:abstractNum>
-  <w:abstractNum w:abstractNumId="21" w15:restartNumberingAfterBreak="0">
+  <w:abstractNum w:abstractNumId="22" w15:restartNumberingAfterBreak="0">
     <w:nsid w:val="6A064546"/>
     <w:multiLevelType w:val="multilevel"/>
     <w:tmpl w:val="B2E6CEB4"/>
@@ -5153,7 +5595,7 @@
       </w:rPr>
     </w:lvl>
   </w:abstractNum>
-  <w:abstractNum w:abstractNumId="22" w15:restartNumberingAfterBreak="0">
+  <w:abstractNum w:abstractNumId="23" w15:restartNumberingAfterBreak="0">
     <w:nsid w:val="70C86773"/>
     <w:multiLevelType w:val="multilevel"/>
     <w:tmpl w:val="C6DA1204"/>
@@ -5302,7 +5744,7 @@
       </w:rPr>
     </w:lvl>
   </w:abstractNum>
-  <w:abstractNum w:abstractNumId="23" w15:restartNumberingAfterBreak="0">
+  <w:abstractNum w:abstractNumId="24" w15:restartNumberingAfterBreak="0">
     <w:nsid w:val="7129147C"/>
     <w:multiLevelType w:val="multilevel"/>
     <w:tmpl w:val="1C5C39DA"/>
@@ -5451,7 +5893,7 @@
       </w:rPr>
     </w:lvl>
   </w:abstractNum>
-  <w:abstractNum w:abstractNumId="24" w15:restartNumberingAfterBreak="0">
+  <w:abstractNum w:abstractNumId="25" w15:restartNumberingAfterBreak="0">
     <w:nsid w:val="746766FB"/>
     <w:multiLevelType w:val="multilevel"/>
     <w:tmpl w:val="D4544F04"/>
@@ -5600,7 +6042,7 @@
       </w:rPr>
     </w:lvl>
   </w:abstractNum>
-  <w:abstractNum w:abstractNumId="25" w15:restartNumberingAfterBreak="0">
+  <w:abstractNum w:abstractNumId="26" w15:restartNumberingAfterBreak="0">
     <w:nsid w:val="75CA232E"/>
     <w:multiLevelType w:val="multilevel"/>
     <w:tmpl w:val="C4184134"/>
@@ -5749,7 +6191,7 @@
       </w:rPr>
     </w:lvl>
   </w:abstractNum>
-  <w:abstractNum w:abstractNumId="26" w15:restartNumberingAfterBreak="0">
+  <w:abstractNum w:abstractNumId="27" w15:restartNumberingAfterBreak="0">
     <w:nsid w:val="78605DF7"/>
     <w:multiLevelType w:val="multilevel"/>
     <w:tmpl w:val="51FCC668"/>
@@ -5898,7 +6340,7 @@
       </w:rPr>
     </w:lvl>
   </w:abstractNum>
-  <w:abstractNum w:abstractNumId="27" w15:restartNumberingAfterBreak="0">
+  <w:abstractNum w:abstractNumId="28" w15:restartNumberingAfterBreak="0">
     <w:nsid w:val="795B677C"/>
     <w:multiLevelType w:val="multilevel"/>
     <w:tmpl w:val="B3C623F8"/>
@@ -6047,7 +6489,7 @@
       </w:rPr>
     </w:lvl>
   </w:abstractNum>
-  <w:abstractNum w:abstractNumId="28" w15:restartNumberingAfterBreak="0">
+  <w:abstractNum w:abstractNumId="29" w15:restartNumberingAfterBreak="0">
     <w:nsid w:val="7D753DAE"/>
     <w:multiLevelType w:val="multilevel"/>
     <w:tmpl w:val="DA2A0AC8"/>
@@ -6197,55 +6639,55 @@
     </w:lvl>
   </w:abstractNum>
   <w:num w:numId="1" w16cid:durableId="77602668">
-    <w:abstractNumId w:val="28"/>
+    <w:abstractNumId w:val="29"/>
   </w:num>
   <w:num w:numId="2" w16cid:durableId="379014157">
     <w:abstractNumId w:val="10"/>
   </w:num>
   <w:num w:numId="3" w16cid:durableId="300118509">
-    <w:abstractNumId w:val="16"/>
+    <w:abstractNumId w:val="17"/>
   </w:num>
   <w:num w:numId="4" w16cid:durableId="584920635">
-    <w:abstractNumId w:val="21"/>
+    <w:abstractNumId w:val="22"/>
   </w:num>
   <w:num w:numId="5" w16cid:durableId="1030111153">
-    <w:abstractNumId w:val="17"/>
+    <w:abstractNumId w:val="18"/>
   </w:num>
   <w:num w:numId="6" w16cid:durableId="807212337">
-    <w:abstractNumId w:val="14"/>
+    <w:abstractNumId w:val="15"/>
   </w:num>
   <w:num w:numId="7" w16cid:durableId="1279678460">
     <w:abstractNumId w:val="6"/>
   </w:num>
   <w:num w:numId="8" w16cid:durableId="1918401293">
-    <w:abstractNumId w:val="12"/>
+    <w:abstractNumId w:val="13"/>
   </w:num>
   <w:num w:numId="9" w16cid:durableId="1763456489">
     <w:abstractNumId w:val="3"/>
   </w:num>
   <w:num w:numId="10" w16cid:durableId="1827279198">
-    <w:abstractNumId w:val="19"/>
+    <w:abstractNumId w:val="20"/>
   </w:num>
   <w:num w:numId="11" w16cid:durableId="605314408">
-    <w:abstractNumId w:val="27"/>
+    <w:abstractNumId w:val="28"/>
   </w:num>
   <w:num w:numId="12" w16cid:durableId="1454787094">
     <w:abstractNumId w:val="8"/>
   </w:num>
   <w:num w:numId="13" w16cid:durableId="1940135071">
-    <w:abstractNumId w:val="25"/>
+    <w:abstractNumId w:val="26"/>
   </w:num>
   <w:num w:numId="14" w16cid:durableId="719552118">
     <w:abstractNumId w:val="7"/>
   </w:num>
   <w:num w:numId="15" w16cid:durableId="330792070">
-    <w:abstractNumId w:val="15"/>
+    <w:abstractNumId w:val="16"/>
   </w:num>
   <w:num w:numId="16" w16cid:durableId="1800108545">
     <w:abstractNumId w:val="0"/>
   </w:num>
   <w:num w:numId="17" w16cid:durableId="158810400">
-    <w:abstractNumId w:val="13"/>
+    <w:abstractNumId w:val="14"/>
   </w:num>
   <w:num w:numId="18" w16cid:durableId="1656179209">
     <w:abstractNumId w:val="1"/>
@@ -6254,7 +6696,7 @@
     <w:abstractNumId w:val="4"/>
   </w:num>
   <w:num w:numId="20" w16cid:durableId="1856577121">
-    <w:abstractNumId w:val="20"/>
+    <w:abstractNumId w:val="21"/>
   </w:num>
   <w:num w:numId="21" w16cid:durableId="1941719605">
     <w:abstractNumId w:val="11"/>
@@ -6263,25 +6705,28 @@
     <w:abstractNumId w:val="2"/>
   </w:num>
   <w:num w:numId="23" w16cid:durableId="179508738">
-    <w:abstractNumId w:val="26"/>
+    <w:abstractNumId w:val="27"/>
   </w:num>
   <w:num w:numId="24" w16cid:durableId="961156096">
-    <w:abstractNumId w:val="22"/>
+    <w:abstractNumId w:val="23"/>
   </w:num>
   <w:num w:numId="25" w16cid:durableId="1466577872">
-    <w:abstractNumId w:val="23"/>
+    <w:abstractNumId w:val="24"/>
   </w:num>
   <w:num w:numId="26" w16cid:durableId="1458447737">
-    <w:abstractNumId w:val="24"/>
+    <w:abstractNumId w:val="25"/>
   </w:num>
   <w:num w:numId="27" w16cid:durableId="297035336">
-    <w:abstractNumId w:val="18"/>
+    <w:abstractNumId w:val="19"/>
   </w:num>
   <w:num w:numId="28" w16cid:durableId="1408917350">
     <w:abstractNumId w:val="5"/>
   </w:num>
   <w:num w:numId="29" w16cid:durableId="1941066268">
     <w:abstractNumId w:val="9"/>
+  </w:num>
+  <w:num w:numId="30" w16cid:durableId="126702118">
+    <w:abstractNumId w:val="12"/>
   </w:num>
 </w:numbering>
 </file>
